--- a/06_可直接打开的Word版/01_计划与每日笔记__每日笔记__Day06_6月4日_非参数检验_详细版.docx
+++ b/06_可直接打开的Word版/01_计划与每日笔记__每日笔记__Day06_6月4日_非参数检验_详细版.docx
@@ -3,11 +3,11 @@
 <w:document xmlns:wpc="http://schemas.microsoft.com/office/word/2010/wordprocessingCanvas" xmlns:mo="http://schemas.microsoft.com/office/mac/office/2008/main" xmlns:mc="http://schemas.openxmlformats.org/markup-compatibility/2006" xmlns:mv="urn:schemas-microsoft-com:mac:vml" xmlns:o="urn:schemas-microsoft-com:office:office" xmlns:r="http://schemas.openxmlformats.org/officeDocument/2006/relationships" xmlns:m="http://schemas.openxmlformats.org/officeDocument/2006/math" xmlns:v="urn:schemas-microsoft-com:vml" xmlns:wp14="http://schemas.microsoft.com/office/word/2010/wordprocessingDrawing" xmlns:wp="http://schemas.openxmlformats.org/drawingml/2006/wordprocessingDrawing" xmlns:w10="urn:schemas-microsoft-com:office:word" xmlns:w="http://schemas.openxmlformats.org/wordprocessingml/2006/main" xmlns:w14="http://schemas.microsoft.com/office/word/2010/wordml" xmlns:wpg="http://schemas.microsoft.com/office/word/2010/wordprocessingGroup" xmlns:wpi="http://schemas.microsoft.com/office/word/2010/wordprocessingInk" xmlns:wne="http://schemas.microsoft.com/office/word/2006/wordml" xmlns:wps="http://schemas.microsoft.com/office/word/2010/wordprocessingShape" mc:Ignorable="w14 wp14">
   <w:body>
     <w:p>
-      <w:pPr>
-        <w:pStyle w:val="Heading1"/>
-      </w:pPr>
       <w:r>
-        <w:t>Day06_非参数检验_详细版</w:t>
+        <w:rPr>
+          <w:rFonts w:ascii="Microsoft YaHei" w:hAnsi="Microsoft YaHei" w:eastAsia="Microsoft YaHei"/>
+        </w:rPr>
+        <w:t>﻿# Day06_非参数检验_详细版</w:t>
       </w:r>
     </w:p>
     <w:p/>
@@ -15,7 +15,6 @@
       <w:r>
         <w:rPr>
           <w:rFonts w:ascii="Microsoft YaHei" w:hAnsi="Microsoft YaHei" w:eastAsia="Microsoft YaHei"/>
-          <w:sz w:val="22"/>
         </w:rPr>
         <w:t>今日目标：把“什么时候用非参数检验”“秩和检验到底在比什么”“Wilcoxon、Mann-Whitney、Kruskal-Wallis 怎么选”“SPSS 输出看哪里”一次理顺。</w:t>
       </w:r>
@@ -25,7 +24,6 @@
       <w:r>
         <w:rPr>
           <w:rFonts w:ascii="Microsoft YaHei" w:hAnsi="Microsoft YaHei" w:eastAsia="Microsoft YaHei"/>
-          <w:sz w:val="22"/>
         </w:rPr>
         <w:t>计划学习日：2026年6月3日，Day06。</w:t>
       </w:r>
@@ -34,7 +32,6 @@
       <w:r>
         <w:rPr>
           <w:rFonts w:ascii="Microsoft YaHei" w:hAnsi="Microsoft YaHei" w:eastAsia="Microsoft YaHei"/>
-          <w:sz w:val="22"/>
         </w:rPr>
         <w:t>实际补学日：2026年6月4日。</w:t>
       </w:r>
@@ -43,7 +40,6 @@
       <w:r>
         <w:rPr>
           <w:rFonts w:ascii="Microsoft YaHei" w:hAnsi="Microsoft YaHei" w:eastAsia="Microsoft YaHei"/>
-          <w:sz w:val="22"/>
         </w:rPr>
         <w:t>前面几天学的是 t 检验、方差分析、卡方检验。今天这章专门处理一类情况：资料不太适合用前面那些参数方法时怎么办。</w:t>
       </w:r>
@@ -53,7 +49,6 @@
       <w:r>
         <w:rPr>
           <w:rFonts w:ascii="Microsoft YaHei" w:hAnsi="Microsoft YaHei" w:eastAsia="Microsoft YaHei"/>
-          <w:sz w:val="22"/>
         </w:rPr>
         <w:t>一句话总纲：</w:t>
       </w:r>
@@ -63,9 +58,8 @@
       <w:r>
         <w:rPr>
           <w:rFonts w:ascii="Microsoft YaHei" w:hAnsi="Microsoft YaHei" w:eastAsia="Microsoft YaHei"/>
-          <w:sz w:val="22"/>
         </w:rPr>
-        <w:t>&gt; 非参数检验常用于偏态、小样本、等级资料；它不直接比较均数，而是常把数据转成秩次来比较。</w:t>
+        <w:t>非参数检验常用于偏态、小样本、等级资料；它不直接比较均数，而是常把数据转成秩次来比较。</w:t>
       </w:r>
     </w:p>
     <w:p/>
@@ -73,7 +67,6 @@
       <w:r>
         <w:rPr>
           <w:rFonts w:ascii="Microsoft YaHei" w:hAnsi="Microsoft YaHei" w:eastAsia="Microsoft YaHei"/>
-          <w:sz w:val="22"/>
         </w:rPr>
         <w:t>---</w:t>
       </w:r>
@@ -92,7 +85,6 @@
       <w:r>
         <w:rPr>
           <w:rFonts w:ascii="Microsoft YaHei" w:hAnsi="Microsoft YaHei" w:eastAsia="Microsoft YaHei"/>
-          <w:sz w:val="22"/>
         </w:rPr>
         <w:t>前面学过的 t 检验和方差分析，主要用于计量资料的均数比较。</w:t>
       </w:r>
@@ -102,7 +94,6 @@
       <w:r>
         <w:rPr>
           <w:rFonts w:ascii="Microsoft YaHei" w:hAnsi="Microsoft YaHei" w:eastAsia="Microsoft YaHei"/>
-          <w:sz w:val="22"/>
         </w:rPr>
         <w:t>但是医学资料不总是那么“规矩”。</w:t>
       </w:r>
@@ -112,7 +103,6 @@
       <w:r>
         <w:rPr>
           <w:rFonts w:ascii="Microsoft YaHei" w:hAnsi="Microsoft YaHei" w:eastAsia="Microsoft YaHei"/>
-          <w:sz w:val="22"/>
         </w:rPr>
         <w:t>常见情况包括：</w:t>
       </w:r>
@@ -125,7 +115,6 @@
       <w:r>
         <w:rPr>
           <w:rFonts w:ascii="Microsoft YaHei" w:hAnsi="Microsoft YaHei" w:eastAsia="Microsoft YaHei"/>
-          <w:sz w:val="22"/>
         </w:rPr>
         <w:t>样本量很小，看不出是否服从正态分布。</w:t>
       </w:r>
@@ -137,7 +126,6 @@
       <w:r>
         <w:rPr>
           <w:rFonts w:ascii="Microsoft YaHei" w:hAnsi="Microsoft YaHei" w:eastAsia="Microsoft YaHei"/>
-          <w:sz w:val="22"/>
         </w:rPr>
         <w:t>数据明显偏态，比如住院天数、医疗费用、康复时间。</w:t>
       </w:r>
@@ -149,7 +137,6 @@
       <w:r>
         <w:rPr>
           <w:rFonts w:ascii="Microsoft YaHei" w:hAnsi="Microsoft YaHei" w:eastAsia="Microsoft YaHei"/>
-          <w:sz w:val="22"/>
         </w:rPr>
         <w:t>有极端值，均数容易被少数特别大的数拉偏。</w:t>
       </w:r>
@@ -161,7 +148,6 @@
       <w:r>
         <w:rPr>
           <w:rFonts w:ascii="Microsoft YaHei" w:hAnsi="Microsoft YaHei" w:eastAsia="Microsoft YaHei"/>
-          <w:sz w:val="22"/>
         </w:rPr>
         <w:t>资料本身是等级资料，比如疗效差/一般/好，病情轻/中/重。</w:t>
       </w:r>
@@ -173,7 +159,6 @@
       <w:r>
         <w:rPr>
           <w:rFonts w:ascii="Microsoft YaHei" w:hAnsi="Microsoft YaHei" w:eastAsia="Microsoft YaHei"/>
-          <w:sz w:val="22"/>
         </w:rPr>
         <w:t>不满足 t 检验或方差分析的应用条件。</w:t>
       </w:r>
@@ -183,7 +168,6 @@
       <w:r>
         <w:rPr>
           <w:rFonts w:ascii="Microsoft YaHei" w:hAnsi="Microsoft YaHei" w:eastAsia="Microsoft YaHei"/>
-          <w:sz w:val="22"/>
         </w:rPr>
         <w:t>这时就要想到：</w:t>
       </w:r>
@@ -193,9 +177,8 @@
       <w:r>
         <w:rPr>
           <w:rFonts w:ascii="Microsoft YaHei" w:hAnsi="Microsoft YaHei" w:eastAsia="Microsoft YaHei"/>
-          <w:sz w:val="22"/>
         </w:rPr>
-        <w:t>&gt; 非参数检验。</w:t>
+        <w:t>非参数检验。</w:t>
       </w:r>
     </w:p>
     <w:p/>
@@ -203,7 +186,6 @@
       <w:r>
         <w:rPr>
           <w:rFonts w:ascii="Microsoft YaHei" w:hAnsi="Microsoft YaHei" w:eastAsia="Microsoft YaHei"/>
-          <w:sz w:val="22"/>
         </w:rPr>
         <w:t>它的核心思路不是强行比较均数，而是更多利用顺序、秩次、秩和或分布位置来判断差异。</w:t>
       </w:r>
@@ -213,7 +195,6 @@
       <w:r>
         <w:rPr>
           <w:rFonts w:ascii="Microsoft YaHei" w:hAnsi="Microsoft YaHei" w:eastAsia="Microsoft YaHei"/>
-          <w:sz w:val="22"/>
         </w:rPr>
         <w:t>考试关键词：</w:t>
       </w:r>
@@ -226,7 +207,6 @@
       <w:r>
         <w:rPr>
           <w:rFonts w:ascii="Microsoft YaHei" w:hAnsi="Microsoft YaHei" w:eastAsia="Microsoft YaHei"/>
-          <w:sz w:val="22"/>
         </w:rPr>
         <w:t>偏态分布。</w:t>
       </w:r>
@@ -238,7 +218,6 @@
       <w:r>
         <w:rPr>
           <w:rFonts w:ascii="Microsoft YaHei" w:hAnsi="Microsoft YaHei" w:eastAsia="Microsoft YaHei"/>
-          <w:sz w:val="22"/>
         </w:rPr>
         <w:t>等级资料。</w:t>
       </w:r>
@@ -250,7 +229,6 @@
       <w:r>
         <w:rPr>
           <w:rFonts w:ascii="Microsoft YaHei" w:hAnsi="Microsoft YaHei" w:eastAsia="Microsoft YaHei"/>
-          <w:sz w:val="22"/>
         </w:rPr>
         <w:t>小样本。</w:t>
       </w:r>
@@ -262,7 +240,6 @@
       <w:r>
         <w:rPr>
           <w:rFonts w:ascii="Microsoft YaHei" w:hAnsi="Microsoft YaHei" w:eastAsia="Microsoft YaHei"/>
-          <w:sz w:val="22"/>
         </w:rPr>
         <w:t>不满足正态性。</w:t>
       </w:r>
@@ -274,7 +251,6 @@
       <w:r>
         <w:rPr>
           <w:rFonts w:ascii="Microsoft YaHei" w:hAnsi="Microsoft YaHei" w:eastAsia="Microsoft YaHei"/>
-          <w:sz w:val="22"/>
         </w:rPr>
         <w:t>不满足方差齐性。</w:t>
       </w:r>
@@ -286,7 +262,6 @@
       <w:r>
         <w:rPr>
           <w:rFonts w:ascii="Microsoft YaHei" w:hAnsi="Microsoft YaHei" w:eastAsia="Microsoft YaHei"/>
-          <w:sz w:val="22"/>
         </w:rPr>
         <w:t>秩、秩和、符号秩。</w:t>
       </w:r>
@@ -296,7 +271,6 @@
       <w:r>
         <w:rPr>
           <w:rFonts w:ascii="Microsoft YaHei" w:hAnsi="Microsoft YaHei" w:eastAsia="Microsoft YaHei"/>
-          <w:sz w:val="22"/>
         </w:rPr>
         <w:t>---</w:t>
       </w:r>
@@ -315,7 +289,6 @@
       <w:r>
         <w:rPr>
           <w:rFonts w:ascii="Microsoft YaHei" w:hAnsi="Microsoft YaHei" w:eastAsia="Microsoft YaHei"/>
-          <w:sz w:val="22"/>
         </w:rPr>
         <w:t>参数检验是对总体参数进行推断的方法，比如总体均数、总体方差。</w:t>
       </w:r>
@@ -325,7 +298,6 @@
       <w:r>
         <w:rPr>
           <w:rFonts w:ascii="Microsoft YaHei" w:hAnsi="Microsoft YaHei" w:eastAsia="Microsoft YaHei"/>
-          <w:sz w:val="22"/>
         </w:rPr>
         <w:t>常见参数检验：</w:t>
       </w:r>
@@ -338,7 +310,6 @@
       <w:r>
         <w:rPr>
           <w:rFonts w:ascii="Microsoft YaHei" w:hAnsi="Microsoft YaHei" w:eastAsia="Microsoft YaHei"/>
-          <w:sz w:val="22"/>
         </w:rPr>
         <w:t>t 检验。</w:t>
       </w:r>
@@ -350,7 +321,6 @@
       <w:r>
         <w:rPr>
           <w:rFonts w:ascii="Microsoft YaHei" w:hAnsi="Microsoft YaHei" w:eastAsia="Microsoft YaHei"/>
-          <w:sz w:val="22"/>
         </w:rPr>
         <w:t>方差分析。</w:t>
       </w:r>
@@ -362,7 +332,6 @@
       <w:r>
         <w:rPr>
           <w:rFonts w:ascii="Microsoft YaHei" w:hAnsi="Microsoft YaHei" w:eastAsia="Microsoft YaHei"/>
-          <w:sz w:val="22"/>
         </w:rPr>
         <w:t>线性回归中对回归系数的检验。</w:t>
       </w:r>
@@ -372,7 +341,6 @@
       <w:r>
         <w:rPr>
           <w:rFonts w:ascii="Microsoft YaHei" w:hAnsi="Microsoft YaHei" w:eastAsia="Microsoft YaHei"/>
-          <w:sz w:val="22"/>
         </w:rPr>
         <w:t>非参数检验通常不要求总体服从特定分布，也不直接围绕总体均数展开。</w:t>
       </w:r>
@@ -382,7 +350,6 @@
       <w:r>
         <w:rPr>
           <w:rFonts w:ascii="Microsoft YaHei" w:hAnsi="Microsoft YaHei" w:eastAsia="Microsoft YaHei"/>
-          <w:sz w:val="22"/>
         </w:rPr>
         <w:t>常见非参数检验：</w:t>
       </w:r>
@@ -395,7 +362,6 @@
       <w:r>
         <w:rPr>
           <w:rFonts w:ascii="Microsoft YaHei" w:hAnsi="Microsoft YaHei" w:eastAsia="Microsoft YaHei"/>
-          <w:sz w:val="22"/>
         </w:rPr>
         <w:t>Wilcoxon 符号秩检验。</w:t>
       </w:r>
@@ -407,7 +373,6 @@
       <w:r>
         <w:rPr>
           <w:rFonts w:ascii="Microsoft YaHei" w:hAnsi="Microsoft YaHei" w:eastAsia="Microsoft YaHei"/>
-          <w:sz w:val="22"/>
         </w:rPr>
         <w:t>Wilcoxon 秩和检验。</w:t>
       </w:r>
@@ -419,7 +384,6 @@
       <w:r>
         <w:rPr>
           <w:rFonts w:ascii="Microsoft YaHei" w:hAnsi="Microsoft YaHei" w:eastAsia="Microsoft YaHei"/>
-          <w:sz w:val="22"/>
         </w:rPr>
         <w:t>Mann-Whitney U 检验。</w:t>
       </w:r>
@@ -431,7 +395,6 @@
       <w:r>
         <w:rPr>
           <w:rFonts w:ascii="Microsoft YaHei" w:hAnsi="Microsoft YaHei" w:eastAsia="Microsoft YaHei"/>
-          <w:sz w:val="22"/>
         </w:rPr>
         <w:t>Kruskal-Wallis H 检验。</w:t>
       </w:r>
@@ -443,7 +406,6 @@
       <w:r>
         <w:rPr>
           <w:rFonts w:ascii="Microsoft YaHei" w:hAnsi="Microsoft YaHei" w:eastAsia="Microsoft YaHei"/>
-          <w:sz w:val="22"/>
         </w:rPr>
         <w:t>M 检验。</w:t>
       </w:r>
@@ -453,7 +415,6 @@
       <w:r>
         <w:rPr>
           <w:rFonts w:ascii="Microsoft YaHei" w:hAnsi="Microsoft YaHei" w:eastAsia="Microsoft YaHei"/>
-          <w:sz w:val="22"/>
         </w:rPr>
         <w:t>两类方法可以这样区分：</w:t>
       </w:r>
@@ -463,63 +424,48 @@
       <w:r>
         <w:rPr>
           <w:rFonts w:ascii="Microsoft YaHei" w:hAnsi="Microsoft YaHei" w:eastAsia="Microsoft YaHei"/>
-          <w:sz w:val="22"/>
         </w:rPr>
-        <w:t>| 对比点 | 参数检验 | 非参数检验 |</w:t>
+        <w:t>对比点 | 参数检验 | 非参数检验</w:t>
       </w:r>
     </w:p>
     <w:p>
       <w:r>
         <w:rPr>
           <w:rFonts w:ascii="Microsoft YaHei" w:hAnsi="Microsoft YaHei" w:eastAsia="Microsoft YaHei"/>
-          <w:sz w:val="22"/>
         </w:rPr>
-        <w:t>|---|---|---|</w:t>
+        <w:t>常见方法 | t 检验、方差分析 | Wilcoxon、Mann-Whitney、Kruskal-Wallis</w:t>
       </w:r>
     </w:p>
     <w:p>
       <w:r>
         <w:rPr>
           <w:rFonts w:ascii="Microsoft YaHei" w:hAnsi="Microsoft YaHei" w:eastAsia="Microsoft YaHei"/>
-          <w:sz w:val="22"/>
         </w:rPr>
-        <w:t>| 常见方法 | t 检验、方差分析 | Wilcoxon、Mann-Whitney、Kruskal-Wallis |</w:t>
+        <w:t>常比较什么 | 均数差异 | 秩次、秩和、分布位置</w:t>
       </w:r>
     </w:p>
     <w:p>
       <w:r>
         <w:rPr>
           <w:rFonts w:ascii="Microsoft YaHei" w:hAnsi="Microsoft YaHei" w:eastAsia="Microsoft YaHei"/>
-          <w:sz w:val="22"/>
         </w:rPr>
-        <w:t>| 常比较什么 | 均数差异 | 秩次、秩和、分布位置 |</w:t>
+        <w:t>对分布要求 | 较依赖正态、方差齐 | 分布要求较少</w:t>
       </w:r>
     </w:p>
     <w:p>
       <w:r>
         <w:rPr>
           <w:rFonts w:ascii="Microsoft YaHei" w:hAnsi="Microsoft YaHei" w:eastAsia="Microsoft YaHei"/>
-          <w:sz w:val="22"/>
         </w:rPr>
-        <w:t>| 对分布要求 | 较依赖正态、方差齐 | 分布要求较少 |</w:t>
+        <w:t>适用资料 | 正态或近似正态的计量资料 | 偏态计量资料、等级资料、小样本资料</w:t>
       </w:r>
     </w:p>
     <w:p>
       <w:r>
         <w:rPr>
           <w:rFonts w:ascii="Microsoft YaHei" w:hAnsi="Microsoft YaHei" w:eastAsia="Microsoft YaHei"/>
-          <w:sz w:val="22"/>
         </w:rPr>
-        <w:t>| 适用资料 | 正态或近似正态的计量资料 | 偏态计量资料、等级资料、小样本资料 |</w:t>
-      </w:r>
-    </w:p>
-    <w:p>
-      <w:r>
-        <w:rPr>
-          <w:rFonts w:ascii="Microsoft YaHei" w:hAnsi="Microsoft YaHei" w:eastAsia="Microsoft YaHei"/>
-          <w:sz w:val="22"/>
-        </w:rPr>
-        <w:t>| 检验效能 | 条件满足时通常较高 | 条件满足时乱用可能效能较低 |</w:t>
+        <w:t>检验效能 | 条件满足时通常较高 | 条件满足时乱用可能效能较低</w:t>
       </w:r>
     </w:p>
     <w:p/>
@@ -527,7 +473,6 @@
       <w:r>
         <w:rPr>
           <w:rFonts w:ascii="Microsoft YaHei" w:hAnsi="Microsoft YaHei" w:eastAsia="Microsoft YaHei"/>
-          <w:sz w:val="22"/>
         </w:rPr>
         <w:t>高频考点：</w:t>
       </w:r>
@@ -537,9 +482,8 @@
       <w:r>
         <w:rPr>
           <w:rFonts w:ascii="Microsoft YaHei" w:hAnsi="Microsoft YaHei" w:eastAsia="Microsoft YaHei"/>
-          <w:sz w:val="22"/>
         </w:rPr>
-        <w:t>&gt; 如果资料已经符合 t 检验或方差分析条件，却改用秩和检验，可能会降低检验效能，增加 II 类错误。</w:t>
+        <w:t>如果资料已经符合 t 检验或方差分析条件，却改用秩和检验，可能会降低检验效能，增加 II 类错误。</w:t>
       </w:r>
     </w:p>
     <w:p/>
@@ -547,7 +491,6 @@
       <w:r>
         <w:rPr>
           <w:rFonts w:ascii="Microsoft YaHei" w:hAnsi="Microsoft YaHei" w:eastAsia="Microsoft YaHei"/>
-          <w:sz w:val="22"/>
         </w:rPr>
         <w:t>II 类错误就是：</w:t>
       </w:r>
@@ -557,9 +500,8 @@
       <w:r>
         <w:rPr>
           <w:rFonts w:ascii="Microsoft YaHei" w:hAnsi="Microsoft YaHei" w:eastAsia="Microsoft YaHei"/>
-          <w:sz w:val="22"/>
         </w:rPr>
-        <w:t>&gt; 本来有差异，却没有检出来。</w:t>
+        <w:t>本来有差异，却没有检出来。</w:t>
       </w:r>
     </w:p>
     <w:p/>
@@ -567,7 +509,6 @@
       <w:r>
         <w:rPr>
           <w:rFonts w:ascii="Microsoft YaHei" w:hAnsi="Microsoft YaHei" w:eastAsia="Microsoft YaHei"/>
-          <w:sz w:val="22"/>
         </w:rPr>
         <w:t>---</w:t>
       </w:r>
@@ -586,7 +527,6 @@
       <w:r>
         <w:rPr>
           <w:rFonts w:ascii="Microsoft YaHei" w:hAnsi="Microsoft YaHei" w:eastAsia="Microsoft YaHei"/>
-          <w:sz w:val="22"/>
         </w:rPr>
         <w:t>秩就是排序后的名次。</w:t>
       </w:r>
@@ -596,7 +536,6 @@
       <w:r>
         <w:rPr>
           <w:rFonts w:ascii="Microsoft YaHei" w:hAnsi="Microsoft YaHei" w:eastAsia="Microsoft YaHei"/>
-          <w:sz w:val="22"/>
         </w:rPr>
         <w:t>例如 5 个观测值：</w:t>
       </w:r>
@@ -606,27 +545,16 @@
       <w:r>
         <w:rPr>
           <w:rFonts w:ascii="Microsoft YaHei" w:hAnsi="Microsoft YaHei" w:eastAsia="Microsoft YaHei"/>
-          <w:sz w:val="22"/>
         </w:rPr>
-        <w:t>| 原始值 | 3 | 7 | 10 | 12 | 20 |</w:t>
+        <w:t>原始值 | 3 | 7 | 10 | 12 | 20</w:t>
       </w:r>
     </w:p>
     <w:p>
       <w:r>
         <w:rPr>
           <w:rFonts w:ascii="Microsoft YaHei" w:hAnsi="Microsoft YaHei" w:eastAsia="Microsoft YaHei"/>
-          <w:sz w:val="22"/>
         </w:rPr>
-        <w:t>|---|---:|---:|---:|---:|---:|</w:t>
-      </w:r>
-    </w:p>
-    <w:p>
-      <w:r>
-        <w:rPr>
-          <w:rFonts w:ascii="Microsoft YaHei" w:hAnsi="Microsoft YaHei" w:eastAsia="Microsoft YaHei"/>
-          <w:sz w:val="22"/>
-        </w:rPr>
-        <w:t>| 秩次 | 1 | 2 | 3 | 4 | 5 |</w:t>
+        <w:t>秩次 | 1 | 2 | 3 | 4 | 5</w:t>
       </w:r>
     </w:p>
     <w:p/>
@@ -634,7 +562,6 @@
       <w:r>
         <w:rPr>
           <w:rFonts w:ascii="Microsoft YaHei" w:hAnsi="Microsoft YaHei" w:eastAsia="Microsoft YaHei"/>
-          <w:sz w:val="22"/>
         </w:rPr>
         <w:t>如果遇到相同数值，通常取平均秩次。</w:t>
       </w:r>
@@ -644,7 +571,6 @@
       <w:r>
         <w:rPr>
           <w:rFonts w:ascii="Microsoft YaHei" w:hAnsi="Microsoft YaHei" w:eastAsia="Microsoft YaHei"/>
-          <w:sz w:val="22"/>
         </w:rPr>
         <w:t>例如：</w:t>
       </w:r>
@@ -654,36 +580,24 @@
       <w:r>
         <w:rPr>
           <w:rFonts w:ascii="Microsoft YaHei" w:hAnsi="Microsoft YaHei" w:eastAsia="Microsoft YaHei"/>
-          <w:sz w:val="22"/>
         </w:rPr>
-        <w:t>| 原始值 | 3 | 7 | 7 | 12 |</w:t>
+        <w:t>原始值 | 3 | 7 | 7 | 12</w:t>
       </w:r>
     </w:p>
     <w:p>
       <w:r>
         <w:rPr>
           <w:rFonts w:ascii="Microsoft YaHei" w:hAnsi="Microsoft YaHei" w:eastAsia="Microsoft YaHei"/>
-          <w:sz w:val="22"/>
         </w:rPr>
-        <w:t>|---|---:|---:|---:|---:|</w:t>
+        <w:t>原应秩次 | 1 | 2 | 3 | 4</w:t>
       </w:r>
     </w:p>
     <w:p>
       <w:r>
         <w:rPr>
           <w:rFonts w:ascii="Microsoft YaHei" w:hAnsi="Microsoft YaHei" w:eastAsia="Microsoft YaHei"/>
-          <w:sz w:val="22"/>
         </w:rPr>
-        <w:t>| 原应秩次 | 1 | 2 | 3 | 4 |</w:t>
-      </w:r>
-    </w:p>
-    <w:p>
-      <w:r>
-        <w:rPr>
-          <w:rFonts w:ascii="Microsoft YaHei" w:hAnsi="Microsoft YaHei" w:eastAsia="Microsoft YaHei"/>
-          <w:sz w:val="22"/>
-        </w:rPr>
-        <w:t>| 平均秩次 | 1 | 2.5 | 2.5 | 4 |</w:t>
+        <w:t>平均秩次 | 1 | 2.5 | 2.5 | 4</w:t>
       </w:r>
     </w:p>
     <w:p/>
@@ -691,7 +605,6 @@
       <w:r>
         <w:rPr>
           <w:rFonts w:ascii="Microsoft YaHei" w:hAnsi="Microsoft YaHei" w:eastAsia="Microsoft YaHei"/>
-          <w:sz w:val="22"/>
         </w:rPr>
         <w:t>秩和就是某一组所有秩次加起来。</w:t>
       </w:r>
@@ -701,7 +614,6 @@
       <w:r>
         <w:rPr>
           <w:rFonts w:ascii="Microsoft YaHei" w:hAnsi="Microsoft YaHei" w:eastAsia="Microsoft YaHei"/>
-          <w:sz w:val="22"/>
         </w:rPr>
         <w:t>一句话理解：</w:t>
       </w:r>
@@ -711,9 +623,8 @@
       <w:r>
         <w:rPr>
           <w:rFonts w:ascii="Microsoft YaHei" w:hAnsi="Microsoft YaHei" w:eastAsia="Microsoft YaHei"/>
-          <w:sz w:val="22"/>
         </w:rPr>
-        <w:t>&gt; 如果两组真的没有差别，把两组数据混合排序后，两组获得的秩次应该差不多均匀；如果一组总排在前面或后面，秩和就会明显偏离。</w:t>
+        <w:t>如果两组真的没有差别，把两组数据混合排序后，两组获得的秩次应该差不多均匀；如果一组总排在前面或后面，秩和就会明显偏离。</w:t>
       </w:r>
     </w:p>
     <w:p/>
@@ -721,7 +632,6 @@
       <w:r>
         <w:rPr>
           <w:rFonts w:ascii="Microsoft YaHei" w:hAnsi="Microsoft YaHei" w:eastAsia="Microsoft YaHei"/>
-          <w:sz w:val="22"/>
         </w:rPr>
         <w:t>所以秩和检验不是直接盯着原始均数，而是看排序位置。</w:t>
       </w:r>
@@ -731,7 +641,6 @@
       <w:r>
         <w:rPr>
           <w:rFonts w:ascii="Microsoft YaHei" w:hAnsi="Microsoft YaHei" w:eastAsia="Microsoft YaHei"/>
-          <w:sz w:val="22"/>
         </w:rPr>
         <w:t>---</w:t>
       </w:r>
@@ -750,7 +659,6 @@
       <w:r>
         <w:rPr>
           <w:rFonts w:ascii="Microsoft YaHei" w:hAnsi="Microsoft YaHei" w:eastAsia="Microsoft YaHei"/>
-          <w:sz w:val="22"/>
         </w:rPr>
         <w:t>做选择题时先问三句话：</w:t>
       </w:r>
@@ -763,7 +671,6 @@
       <w:r>
         <w:rPr>
           <w:rFonts w:ascii="Microsoft YaHei" w:hAnsi="Microsoft YaHei" w:eastAsia="Microsoft YaHei"/>
-          <w:sz w:val="22"/>
         </w:rPr>
         <w:t>资料是不是等级资料？</w:t>
       </w:r>
@@ -775,7 +682,6 @@
       <w:r>
         <w:rPr>
           <w:rFonts w:ascii="Microsoft YaHei" w:hAnsi="Microsoft YaHei" w:eastAsia="Microsoft YaHei"/>
-          <w:sz w:val="22"/>
         </w:rPr>
         <w:t>计量资料是不是明显偏态，或者样本量很小？</w:t>
       </w:r>
@@ -787,7 +693,6 @@
       <w:r>
         <w:rPr>
           <w:rFonts w:ascii="Microsoft YaHei" w:hAnsi="Microsoft YaHei" w:eastAsia="Microsoft YaHei"/>
-          <w:sz w:val="22"/>
         </w:rPr>
         <w:t>是否不满足 t 检验或方差分析的应用条件？</w:t>
       </w:r>
@@ -797,7 +702,6 @@
       <w:r>
         <w:rPr>
           <w:rFonts w:ascii="Microsoft YaHei" w:hAnsi="Microsoft YaHei" w:eastAsia="Microsoft YaHei"/>
-          <w:sz w:val="22"/>
         </w:rPr>
         <w:t>只要这些答案里有明显的“是”，就优先想到非参数检验。</w:t>
       </w:r>
@@ -807,7 +711,6 @@
       <w:r>
         <w:rPr>
           <w:rFonts w:ascii="Microsoft YaHei" w:hAnsi="Microsoft YaHei" w:eastAsia="Microsoft YaHei"/>
-          <w:sz w:val="22"/>
         </w:rPr>
         <w:t>常见选择如下：</w:t>
       </w:r>
@@ -817,63 +720,48 @@
       <w:r>
         <w:rPr>
           <w:rFonts w:ascii="Microsoft YaHei" w:hAnsi="Microsoft YaHei" w:eastAsia="Microsoft YaHei"/>
-          <w:sz w:val="22"/>
         </w:rPr>
-        <w:t>| 场景 | 应优先想到 |</w:t>
+        <w:t>场景 | 应优先想到</w:t>
       </w:r>
     </w:p>
     <w:p>
       <w:r>
         <w:rPr>
           <w:rFonts w:ascii="Microsoft YaHei" w:hAnsi="Microsoft YaHei" w:eastAsia="Microsoft YaHei"/>
-          <w:sz w:val="22"/>
         </w:rPr>
-        <w:t>|---|---|</w:t>
+        <w:t>同一批对象治疗前后比较，但差值不服从正态 | Wilcoxon 符号秩检验</w:t>
       </w:r>
     </w:p>
     <w:p>
       <w:r>
         <w:rPr>
           <w:rFonts w:ascii="Microsoft YaHei" w:hAnsi="Microsoft YaHei" w:eastAsia="Microsoft YaHei"/>
-          <w:sz w:val="22"/>
         </w:rPr>
-        <w:t>| 同一批对象治疗前后比较，但差值不服从正态 | Wilcoxon 符号秩检验 |</w:t>
+        <w:t>两个独立组比较，资料偏态或为等级资料 | Mann-Whitney U 检验 / Wilcoxon 秩和检验</w:t>
       </w:r>
     </w:p>
     <w:p>
       <w:r>
         <w:rPr>
           <w:rFonts w:ascii="Microsoft YaHei" w:hAnsi="Microsoft YaHei" w:eastAsia="Microsoft YaHei"/>
-          <w:sz w:val="22"/>
         </w:rPr>
-        <w:t>| 两个独立组比较，资料偏态或为等级资料 | Mann-Whitney U 检验 / Wilcoxon 秩和检验 |</w:t>
+        <w:t>三个及以上独立组比较，资料偏态或为等级资料 | Kruskal-Wallis H 检验</w:t>
       </w:r>
     </w:p>
     <w:p>
       <w:r>
         <w:rPr>
           <w:rFonts w:ascii="Microsoft YaHei" w:hAnsi="Microsoft YaHei" w:eastAsia="Microsoft YaHei"/>
-          <w:sz w:val="22"/>
         </w:rPr>
-        <w:t>| 三个及以上独立组比较，资料偏态或为等级资料 | Kruskal-Wallis H 检验 |</w:t>
+        <w:t>满足正态和方差齐的两组均数比较 | t 检验</w:t>
       </w:r>
     </w:p>
     <w:p>
       <w:r>
         <w:rPr>
           <w:rFonts w:ascii="Microsoft YaHei" w:hAnsi="Microsoft YaHei" w:eastAsia="Microsoft YaHei"/>
-          <w:sz w:val="22"/>
         </w:rPr>
-        <w:t>| 满足正态和方差齐的两组均数比较 | t 检验 |</w:t>
-      </w:r>
-    </w:p>
-    <w:p>
-      <w:r>
-        <w:rPr>
-          <w:rFonts w:ascii="Microsoft YaHei" w:hAnsi="Microsoft YaHei" w:eastAsia="Microsoft YaHei"/>
-          <w:sz w:val="22"/>
-        </w:rPr>
-        <w:t>| 满足正态和方差齐的多组均数比较 | 方差分析 |</w:t>
+        <w:t>满足正态和方差齐的多组均数比较 | 方差分析</w:t>
       </w:r>
     </w:p>
     <w:p/>
@@ -881,7 +769,6 @@
       <w:r>
         <w:rPr>
           <w:rFonts w:ascii="Microsoft YaHei" w:hAnsi="Microsoft YaHei" w:eastAsia="Microsoft YaHei"/>
-          <w:sz w:val="22"/>
         </w:rPr>
         <w:t>一句口诀：</w:t>
       </w:r>
@@ -891,9 +778,8 @@
       <w:r>
         <w:rPr>
           <w:rFonts w:ascii="Microsoft YaHei" w:hAnsi="Microsoft YaHei" w:eastAsia="Microsoft YaHei"/>
-          <w:sz w:val="22"/>
         </w:rPr>
-        <w:t>&gt; 配对看符号秩，两组看秩和，多组看 H。</w:t>
+        <w:t>配对看符号秩，两组看秩和，多组看 H。</w:t>
       </w:r>
     </w:p>
     <w:p/>
@@ -901,7 +787,6 @@
       <w:r>
         <w:rPr>
           <w:rFonts w:ascii="Microsoft YaHei" w:hAnsi="Microsoft YaHei" w:eastAsia="Microsoft YaHei"/>
-          <w:sz w:val="22"/>
         </w:rPr>
         <w:t>---</w:t>
       </w:r>
@@ -920,7 +805,6 @@
       <w:r>
         <w:rPr>
           <w:rFonts w:ascii="Microsoft YaHei" w:hAnsi="Microsoft YaHei" w:eastAsia="Microsoft YaHei"/>
-          <w:sz w:val="22"/>
         </w:rPr>
         <w:t>适用场景：</w:t>
       </w:r>
@@ -933,7 +817,6 @@
       <w:r>
         <w:rPr>
           <w:rFonts w:ascii="Microsoft YaHei" w:hAnsi="Microsoft YaHei" w:eastAsia="Microsoft YaHei"/>
-          <w:sz w:val="22"/>
         </w:rPr>
         <w:t>同一批对象治疗前后比较。</w:t>
       </w:r>
@@ -945,7 +828,6 @@
       <w:r>
         <w:rPr>
           <w:rFonts w:ascii="Microsoft YaHei" w:hAnsi="Microsoft YaHei" w:eastAsia="Microsoft YaHei"/>
-          <w:sz w:val="22"/>
         </w:rPr>
         <w:t>左右两侧配对比较。</w:t>
       </w:r>
@@ -957,7 +839,6 @@
       <w:r>
         <w:rPr>
           <w:rFonts w:ascii="Microsoft YaHei" w:hAnsi="Microsoft YaHei" w:eastAsia="Microsoft YaHei"/>
-          <w:sz w:val="22"/>
         </w:rPr>
         <w:t>配对病例比较。</w:t>
       </w:r>
@@ -969,7 +850,6 @@
       <w:r>
         <w:rPr>
           <w:rFonts w:ascii="Microsoft YaHei" w:hAnsi="Microsoft YaHei" w:eastAsia="Microsoft YaHei"/>
-          <w:sz w:val="22"/>
         </w:rPr>
         <w:t>差值不适合做配对 t 检验。</w:t>
       </w:r>
@@ -979,7 +859,6 @@
       <w:r>
         <w:rPr>
           <w:rFonts w:ascii="Microsoft YaHei" w:hAnsi="Microsoft YaHei" w:eastAsia="Microsoft YaHei"/>
-          <w:sz w:val="22"/>
         </w:rPr>
         <w:t>它的基本步骤是：</w:t>
       </w:r>
@@ -992,7 +871,6 @@
       <w:r>
         <w:rPr>
           <w:rFonts w:ascii="Microsoft YaHei" w:hAnsi="Microsoft YaHei" w:eastAsia="Microsoft YaHei"/>
-          <w:sz w:val="22"/>
         </w:rPr>
         <w:t>每对资料先算差值。</w:t>
       </w:r>
@@ -1004,7 +882,6 @@
       <w:r>
         <w:rPr>
           <w:rFonts w:ascii="Microsoft YaHei" w:hAnsi="Microsoft YaHei" w:eastAsia="Microsoft YaHei"/>
-          <w:sz w:val="22"/>
         </w:rPr>
         <w:t>差值为 0 的对子通常不参与编秩。</w:t>
       </w:r>
@@ -1016,7 +893,6 @@
       <w:r>
         <w:rPr>
           <w:rFonts w:ascii="Microsoft YaHei" w:hAnsi="Microsoft YaHei" w:eastAsia="Microsoft YaHei"/>
-          <w:sz w:val="22"/>
         </w:rPr>
         <w:t>按差值绝对值从小到大编秩。</w:t>
       </w:r>
@@ -1028,7 +904,6 @@
       <w:r>
         <w:rPr>
           <w:rFonts w:ascii="Microsoft YaHei" w:hAnsi="Microsoft YaHei" w:eastAsia="Microsoft YaHei"/>
-          <w:sz w:val="22"/>
         </w:rPr>
         <w:t>再把原来的正负号带回来。</w:t>
       </w:r>
@@ -1040,7 +915,6 @@
       <w:r>
         <w:rPr>
           <w:rFonts w:ascii="Microsoft YaHei" w:hAnsi="Microsoft YaHei" w:eastAsia="Microsoft YaHei"/>
-          <w:sz w:val="22"/>
         </w:rPr>
         <w:t>分别求正秩和、负秩和。</w:t>
       </w:r>
@@ -1052,7 +926,6 @@
       <w:r>
         <w:rPr>
           <w:rFonts w:ascii="Microsoft YaHei" w:hAnsi="Microsoft YaHei" w:eastAsia="Microsoft YaHei"/>
-          <w:sz w:val="22"/>
         </w:rPr>
         <w:t>看正负秩和是否明显不平衡。</w:t>
       </w:r>
@@ -1062,7 +935,6 @@
       <w:r>
         <w:rPr>
           <w:rFonts w:ascii="Microsoft YaHei" w:hAnsi="Microsoft YaHei" w:eastAsia="Microsoft YaHei"/>
-          <w:sz w:val="22"/>
         </w:rPr>
         <w:t>原假设可以理解为：</w:t>
       </w:r>
@@ -1072,9 +944,8 @@
       <w:r>
         <w:rPr>
           <w:rFonts w:ascii="Microsoft YaHei" w:hAnsi="Microsoft YaHei" w:eastAsia="Microsoft YaHei"/>
-          <w:sz w:val="22"/>
         </w:rPr>
-        <w:t>&gt; 差值的总体中位数等于 0。</w:t>
+        <w:t>差值的总体中位数等于 0。</w:t>
       </w:r>
     </w:p>
     <w:p/>
@@ -1082,7 +953,6 @@
       <w:r>
         <w:rPr>
           <w:rFonts w:ascii="Microsoft YaHei" w:hAnsi="Microsoft YaHei" w:eastAsia="Microsoft YaHei"/>
-          <w:sz w:val="22"/>
         </w:rPr>
         <w:t>注意：</w:t>
       </w:r>
@@ -1092,7 +962,6 @@
       <w:r>
         <w:rPr>
           <w:rFonts w:ascii="Microsoft YaHei" w:hAnsi="Microsoft YaHei" w:eastAsia="Microsoft YaHei"/>
-          <w:sz w:val="22"/>
         </w:rPr>
         <w:t>这和配对 t 检验不一样。配对 t 检验关注差值总体均数是否等于 0；Wilcoxon 符号秩检验更偏向差值位置是否围绕 0。</w:t>
       </w:r>
@@ -1102,7 +971,6 @@
       <w:r>
         <w:rPr>
           <w:rFonts w:ascii="Microsoft YaHei" w:hAnsi="Microsoft YaHei" w:eastAsia="Microsoft YaHei"/>
-          <w:sz w:val="22"/>
         </w:rPr>
         <w:t>选择题易错：</w:t>
       </w:r>
@@ -1115,7 +983,6 @@
       <w:r>
         <w:rPr>
           <w:rFonts w:ascii="Microsoft YaHei" w:hAnsi="Microsoft YaHei" w:eastAsia="Microsoft YaHei"/>
-          <w:sz w:val="22"/>
         </w:rPr>
         <w:t>不要把原假设写成“两总体均数相等”。</w:t>
       </w:r>
@@ -1127,7 +994,6 @@
       <w:r>
         <w:rPr>
           <w:rFonts w:ascii="Microsoft YaHei" w:hAnsi="Microsoft YaHei" w:eastAsia="Microsoft YaHei"/>
-          <w:sz w:val="22"/>
         </w:rPr>
         <w:t>要先算每一对的差值。</w:t>
       </w:r>
@@ -1139,7 +1005,6 @@
       <w:r>
         <w:rPr>
           <w:rFonts w:ascii="Microsoft YaHei" w:hAnsi="Microsoft YaHei" w:eastAsia="Microsoft YaHei"/>
-          <w:sz w:val="22"/>
         </w:rPr>
         <w:t>是对差值绝对值编秩，再带回正负号。</w:t>
       </w:r>
@@ -1151,7 +1016,6 @@
       <w:r>
         <w:rPr>
           <w:rFonts w:ascii="Microsoft YaHei" w:hAnsi="Microsoft YaHei" w:eastAsia="Microsoft YaHei"/>
-          <w:sz w:val="22"/>
         </w:rPr>
         <w:t>相同绝对值通常取平均秩次。</w:t>
       </w:r>
@@ -1161,7 +1025,6 @@
       <w:r>
         <w:rPr>
           <w:rFonts w:ascii="Microsoft YaHei" w:hAnsi="Microsoft YaHei" w:eastAsia="Microsoft YaHei"/>
-          <w:sz w:val="22"/>
         </w:rPr>
         <w:t>---</w:t>
       </w:r>
@@ -1180,7 +1043,6 @@
       <w:r>
         <w:rPr>
           <w:rFonts w:ascii="Microsoft YaHei" w:hAnsi="Microsoft YaHei" w:eastAsia="Microsoft YaHei"/>
-          <w:sz w:val="22"/>
         </w:rPr>
         <w:t>适用场景：</w:t>
       </w:r>
@@ -1193,7 +1055,6 @@
       <w:r>
         <w:rPr>
           <w:rFonts w:ascii="Microsoft YaHei" w:hAnsi="Microsoft YaHei" w:eastAsia="Microsoft YaHei"/>
-          <w:sz w:val="22"/>
         </w:rPr>
         <w:t>两个独立组比较。</w:t>
       </w:r>
@@ -1205,7 +1066,6 @@
       <w:r>
         <w:rPr>
           <w:rFonts w:ascii="Microsoft YaHei" w:hAnsi="Microsoft YaHei" w:eastAsia="Microsoft YaHei"/>
-          <w:sz w:val="22"/>
         </w:rPr>
         <w:t>资料为偏态计量资料。</w:t>
       </w:r>
@@ -1217,7 +1077,6 @@
       <w:r>
         <w:rPr>
           <w:rFonts w:ascii="Microsoft YaHei" w:hAnsi="Microsoft YaHei" w:eastAsia="Microsoft YaHei"/>
-          <w:sz w:val="22"/>
         </w:rPr>
         <w:t>资料为等级资料。</w:t>
       </w:r>
@@ -1229,7 +1088,6 @@
       <w:r>
         <w:rPr>
           <w:rFonts w:ascii="Microsoft YaHei" w:hAnsi="Microsoft YaHei" w:eastAsia="Microsoft YaHei"/>
-          <w:sz w:val="22"/>
         </w:rPr>
         <w:t>不适合做独立样本 t 检验。</w:t>
       </w:r>
@@ -1239,7 +1097,6 @@
       <w:r>
         <w:rPr>
           <w:rFonts w:ascii="Microsoft YaHei" w:hAnsi="Microsoft YaHei" w:eastAsia="Microsoft YaHei"/>
-          <w:sz w:val="22"/>
         </w:rPr>
         <w:t>基本思想：</w:t>
       </w:r>
@@ -1252,7 +1109,6 @@
       <w:r>
         <w:rPr>
           <w:rFonts w:ascii="Microsoft YaHei" w:hAnsi="Microsoft YaHei" w:eastAsia="Microsoft YaHei"/>
-          <w:sz w:val="22"/>
         </w:rPr>
         <w:t>把两组数据混合在一起。</w:t>
       </w:r>
@@ -1264,7 +1120,6 @@
       <w:r>
         <w:rPr>
           <w:rFonts w:ascii="Microsoft YaHei" w:hAnsi="Microsoft YaHei" w:eastAsia="Microsoft YaHei"/>
-          <w:sz w:val="22"/>
         </w:rPr>
         <w:t>从小到大统一编秩。</w:t>
       </w:r>
@@ -1276,7 +1131,6 @@
       <w:r>
         <w:rPr>
           <w:rFonts w:ascii="Microsoft YaHei" w:hAnsi="Microsoft YaHei" w:eastAsia="Microsoft YaHei"/>
-          <w:sz w:val="22"/>
         </w:rPr>
         <w:t>再分别把每组的秩次加起来。</w:t>
       </w:r>
@@ -1288,7 +1142,6 @@
       <w:r>
         <w:rPr>
           <w:rFonts w:ascii="Microsoft YaHei" w:hAnsi="Microsoft YaHei" w:eastAsia="Microsoft YaHei"/>
-          <w:sz w:val="22"/>
         </w:rPr>
         <w:t>如果两组没有差别，两组秩和不应该太极端。</w:t>
       </w:r>
@@ -1300,7 +1153,6 @@
       <w:r>
         <w:rPr>
           <w:rFonts w:ascii="Microsoft YaHei" w:hAnsi="Microsoft YaHei" w:eastAsia="Microsoft YaHei"/>
-          <w:sz w:val="22"/>
         </w:rPr>
         <w:t>如果一组普遍更大，它的秩和会偏大；另一组秩和会偏小。</w:t>
       </w:r>
@@ -1310,7 +1162,6 @@
       <w:r>
         <w:rPr>
           <w:rFonts w:ascii="Microsoft YaHei" w:hAnsi="Microsoft YaHei" w:eastAsia="Microsoft YaHei"/>
-          <w:sz w:val="22"/>
         </w:rPr>
         <w:t>原假设可以理解为：</w:t>
       </w:r>
@@ -1320,9 +1171,8 @@
       <w:r>
         <w:rPr>
           <w:rFonts w:ascii="Microsoft YaHei" w:hAnsi="Microsoft YaHei" w:eastAsia="Microsoft YaHei"/>
-          <w:sz w:val="22"/>
         </w:rPr>
-        <w:t>&gt; 两总体分布位置相同。</w:t>
+        <w:t>两总体分布位置相同。</w:t>
       </w:r>
     </w:p>
     <w:p/>
@@ -1330,7 +1180,6 @@
       <w:r>
         <w:rPr>
           <w:rFonts w:ascii="Microsoft YaHei" w:hAnsi="Microsoft YaHei" w:eastAsia="Microsoft YaHei"/>
-          <w:sz w:val="22"/>
         </w:rPr>
         <w:t>有些教材和题目也会简化表述为：</w:t>
       </w:r>
@@ -1340,9 +1189,8 @@
       <w:r>
         <w:rPr>
           <w:rFonts w:ascii="Microsoft YaHei" w:hAnsi="Microsoft YaHei" w:eastAsia="Microsoft YaHei"/>
-          <w:sz w:val="22"/>
         </w:rPr>
-        <w:t>&gt; 两总体中位数相同。</w:t>
+        <w:t>两总体中位数相同。</w:t>
       </w:r>
     </w:p>
     <w:p/>
@@ -1350,7 +1198,6 @@
       <w:r>
         <w:rPr>
           <w:rFonts w:ascii="Microsoft YaHei" w:hAnsi="Microsoft YaHei" w:eastAsia="Microsoft YaHei"/>
-          <w:sz w:val="22"/>
         </w:rPr>
         <w:t>考试里注意：</w:t>
       </w:r>
@@ -1363,7 +1210,6 @@
       <w:r>
         <w:rPr>
           <w:rFonts w:ascii="Microsoft YaHei" w:hAnsi="Microsoft YaHei" w:eastAsia="Microsoft YaHei"/>
-          <w:sz w:val="22"/>
         </w:rPr>
         <w:t>两组数据要混合后统一编秩。</w:t>
       </w:r>
@@ -1375,7 +1221,6 @@
       <w:r>
         <w:rPr>
           <w:rFonts w:ascii="Microsoft YaHei" w:hAnsi="Microsoft YaHei" w:eastAsia="Microsoft YaHei"/>
-          <w:sz w:val="22"/>
         </w:rPr>
         <w:t>不是各组内部各排各的。</w:t>
       </w:r>
@@ -1387,7 +1232,6 @@
       <w:r>
         <w:rPr>
           <w:rFonts w:ascii="Microsoft YaHei" w:hAnsi="Microsoft YaHei" w:eastAsia="Microsoft YaHei"/>
-          <w:sz w:val="22"/>
         </w:rPr>
         <w:t>遇到相同数值时，通常取平均秩次。</w:t>
       </w:r>
@@ -1399,7 +1243,6 @@
       <w:r>
         <w:rPr>
           <w:rFonts w:ascii="Microsoft YaHei" w:hAnsi="Microsoft YaHei" w:eastAsia="Microsoft YaHei"/>
-          <w:sz w:val="22"/>
         </w:rPr>
         <w:t>小样本手算查表时，常用样本例数较小组的秩和作为统计量 T。</w:t>
       </w:r>
@@ -1411,7 +1254,6 @@
       <w:r>
         <w:rPr>
           <w:rFonts w:ascii="Microsoft YaHei" w:hAnsi="Microsoft YaHei" w:eastAsia="Microsoft YaHei"/>
-          <w:sz w:val="22"/>
         </w:rPr>
         <w:t>不要说它是在直接比较两组均数。</w:t>
       </w:r>
@@ -1421,7 +1263,6 @@
       <w:r>
         <w:rPr>
           <w:rFonts w:ascii="Microsoft YaHei" w:hAnsi="Microsoft YaHei" w:eastAsia="Microsoft YaHei"/>
-          <w:sz w:val="22"/>
         </w:rPr>
         <w:t>---</w:t>
       </w:r>
@@ -1440,7 +1281,6 @@
       <w:r>
         <w:rPr>
           <w:rFonts w:ascii="Microsoft YaHei" w:hAnsi="Microsoft YaHei" w:eastAsia="Microsoft YaHei"/>
-          <w:sz w:val="22"/>
         </w:rPr>
         <w:t>适用场景：</w:t>
       </w:r>
@@ -1453,7 +1293,6 @@
       <w:r>
         <w:rPr>
           <w:rFonts w:ascii="Microsoft YaHei" w:hAnsi="Microsoft YaHei" w:eastAsia="Microsoft YaHei"/>
-          <w:sz w:val="22"/>
         </w:rPr>
         <w:t>三个及以上独立组比较。</w:t>
       </w:r>
@@ -1465,7 +1304,6 @@
       <w:r>
         <w:rPr>
           <w:rFonts w:ascii="Microsoft YaHei" w:hAnsi="Microsoft YaHei" w:eastAsia="Microsoft YaHei"/>
-          <w:sz w:val="22"/>
         </w:rPr>
         <w:t>资料为偏态计量资料。</w:t>
       </w:r>
@@ -1477,7 +1315,6 @@
       <w:r>
         <w:rPr>
           <w:rFonts w:ascii="Microsoft YaHei" w:hAnsi="Microsoft YaHei" w:eastAsia="Microsoft YaHei"/>
-          <w:sz w:val="22"/>
         </w:rPr>
         <w:t>资料为等级资料。</w:t>
       </w:r>
@@ -1489,7 +1326,6 @@
       <w:r>
         <w:rPr>
           <w:rFonts w:ascii="Microsoft YaHei" w:hAnsi="Microsoft YaHei" w:eastAsia="Microsoft YaHei"/>
-          <w:sz w:val="22"/>
         </w:rPr>
         <w:t>不适合做单因素方差分析。</w:t>
       </w:r>
@@ -1499,7 +1335,6 @@
       <w:r>
         <w:rPr>
           <w:rFonts w:ascii="Microsoft YaHei" w:hAnsi="Microsoft YaHei" w:eastAsia="Microsoft YaHei"/>
-          <w:sz w:val="22"/>
         </w:rPr>
         <w:t>它可以理解成：</w:t>
       </w:r>
@@ -1509,9 +1344,8 @@
       <w:r>
         <w:rPr>
           <w:rFonts w:ascii="Microsoft YaHei" w:hAnsi="Microsoft YaHei" w:eastAsia="Microsoft YaHei"/>
-          <w:sz w:val="22"/>
         </w:rPr>
-        <w:t>&gt; 两独立样本秩和检验的多组扩展。</w:t>
+        <w:t>两独立样本秩和检验的多组扩展。</w:t>
       </w:r>
     </w:p>
     <w:p/>
@@ -1519,7 +1353,6 @@
       <w:r>
         <w:rPr>
           <w:rFonts w:ascii="Microsoft YaHei" w:hAnsi="Microsoft YaHei" w:eastAsia="Microsoft YaHei"/>
-          <w:sz w:val="22"/>
         </w:rPr>
         <w:t>基本思想：</w:t>
       </w:r>
@@ -1532,7 +1365,6 @@
       <w:r>
         <w:rPr>
           <w:rFonts w:ascii="Microsoft YaHei" w:hAnsi="Microsoft YaHei" w:eastAsia="Microsoft YaHei"/>
-          <w:sz w:val="22"/>
         </w:rPr>
         <w:t>把所有组的数据混合起来统一编秩。</w:t>
       </w:r>
@@ -1544,7 +1376,6 @@
       <w:r>
         <w:rPr>
           <w:rFonts w:ascii="Microsoft YaHei" w:hAnsi="Microsoft YaHei" w:eastAsia="Microsoft YaHei"/>
-          <w:sz w:val="22"/>
         </w:rPr>
         <w:t>分别求各组平均秩次或秩和。</w:t>
       </w:r>
@@ -1556,7 +1387,6 @@
       <w:r>
         <w:rPr>
           <w:rFonts w:ascii="Microsoft YaHei" w:hAnsi="Microsoft YaHei" w:eastAsia="Microsoft YaHei"/>
-          <w:sz w:val="22"/>
         </w:rPr>
         <w:t>如果各组没有差别，各组平均秩次应该接近。</w:t>
       </w:r>
@@ -1568,7 +1398,6 @@
       <w:r>
         <w:rPr>
           <w:rFonts w:ascii="Microsoft YaHei" w:hAnsi="Microsoft YaHei" w:eastAsia="Microsoft YaHei"/>
-          <w:sz w:val="22"/>
         </w:rPr>
         <w:t>如果某些组明显偏高或偏低，H 值会变大，P 值会变小。</w:t>
       </w:r>
@@ -1578,7 +1407,6 @@
       <w:r>
         <w:rPr>
           <w:rFonts w:ascii="Microsoft YaHei" w:hAnsi="Microsoft YaHei" w:eastAsia="Microsoft YaHei"/>
-          <w:sz w:val="22"/>
         </w:rPr>
         <w:t>原假设可以理解为：</w:t>
       </w:r>
@@ -1588,9 +1416,8 @@
       <w:r>
         <w:rPr>
           <w:rFonts w:ascii="Microsoft YaHei" w:hAnsi="Microsoft YaHei" w:eastAsia="Microsoft YaHei"/>
-          <w:sz w:val="22"/>
         </w:rPr>
-        <w:t>&gt; 多个总体分布位置相同。</w:t>
+        <w:t>多个总体分布位置相同。</w:t>
       </w:r>
     </w:p>
     <w:p/>
@@ -1598,7 +1425,6 @@
       <w:r>
         <w:rPr>
           <w:rFonts w:ascii="Microsoft YaHei" w:hAnsi="Microsoft YaHei" w:eastAsia="Microsoft YaHei"/>
-          <w:sz w:val="22"/>
         </w:rPr>
         <w:t>如果结果 P&lt;0.05，只能说明：</w:t>
       </w:r>
@@ -1608,9 +1434,8 @@
       <w:r>
         <w:rPr>
           <w:rFonts w:ascii="Microsoft YaHei" w:hAnsi="Microsoft YaHei" w:eastAsia="Microsoft YaHei"/>
-          <w:sz w:val="22"/>
         </w:rPr>
-        <w:t>&gt; 至少有两个组之间存在差异。</w:t>
+        <w:t>至少有两个组之间存在差异。</w:t>
       </w:r>
     </w:p>
     <w:p/>
@@ -1618,7 +1443,6 @@
       <w:r>
         <w:rPr>
           <w:rFonts w:ascii="Microsoft YaHei" w:hAnsi="Microsoft YaHei" w:eastAsia="Microsoft YaHei"/>
-          <w:sz w:val="22"/>
         </w:rPr>
         <w:t>它不能直接告诉你是哪两组不同。若需要进一步判断，需要做两两比较或事后分析。</w:t>
       </w:r>
@@ -1628,7 +1452,6 @@
       <w:r>
         <w:rPr>
           <w:rFonts w:ascii="Microsoft YaHei" w:hAnsi="Microsoft YaHei" w:eastAsia="Microsoft YaHei"/>
-          <w:sz w:val="22"/>
         </w:rPr>
         <w:t>---</w:t>
       </w:r>
@@ -1647,7 +1470,6 @@
       <w:r>
         <w:rPr>
           <w:rFonts w:ascii="Microsoft YaHei" w:hAnsi="Microsoft YaHei" w:eastAsia="Microsoft YaHei"/>
-          <w:sz w:val="22"/>
         </w:rPr>
         <w:t>有些教材会把 M 检验也放在非参数检验范围内。</w:t>
       </w:r>
@@ -1657,7 +1479,6 @@
       <w:r>
         <w:rPr>
           <w:rFonts w:ascii="Microsoft YaHei" w:hAnsi="Microsoft YaHei" w:eastAsia="Microsoft YaHei"/>
-          <w:sz w:val="22"/>
         </w:rPr>
         <w:t>如果题目问“以下哪项不属于非参数检验”，重点是先排除明显的参数方法。</w:t>
       </w:r>
@@ -1667,7 +1488,6 @@
       <w:r>
         <w:rPr>
           <w:rFonts w:ascii="Microsoft YaHei" w:hAnsi="Microsoft YaHei" w:eastAsia="Microsoft YaHei"/>
-          <w:sz w:val="22"/>
         </w:rPr>
         <w:t>常见非参数方法：</w:t>
       </w:r>
@@ -1680,7 +1500,6 @@
       <w:r>
         <w:rPr>
           <w:rFonts w:ascii="Microsoft YaHei" w:hAnsi="Microsoft YaHei" w:eastAsia="Microsoft YaHei"/>
-          <w:sz w:val="22"/>
         </w:rPr>
         <w:t>Wilcoxon 秩和检验。</w:t>
       </w:r>
@@ -1692,7 +1511,6 @@
       <w:r>
         <w:rPr>
           <w:rFonts w:ascii="Microsoft YaHei" w:hAnsi="Microsoft YaHei" w:eastAsia="Microsoft YaHei"/>
-          <w:sz w:val="22"/>
         </w:rPr>
         <w:t>Wilcoxon 符号秩检验。</w:t>
       </w:r>
@@ -1704,7 +1522,6 @@
       <w:r>
         <w:rPr>
           <w:rFonts w:ascii="Microsoft YaHei" w:hAnsi="Microsoft YaHei" w:eastAsia="Microsoft YaHei"/>
-          <w:sz w:val="22"/>
         </w:rPr>
         <w:t>Mann-Whitney U 检验。</w:t>
       </w:r>
@@ -1716,7 +1533,6 @@
       <w:r>
         <w:rPr>
           <w:rFonts w:ascii="Microsoft YaHei" w:hAnsi="Microsoft YaHei" w:eastAsia="Microsoft YaHei"/>
-          <w:sz w:val="22"/>
         </w:rPr>
         <w:t>Kruskal-Wallis H 检验。</w:t>
       </w:r>
@@ -1728,7 +1544,6 @@
       <w:r>
         <w:rPr>
           <w:rFonts w:ascii="Microsoft YaHei" w:hAnsi="Microsoft YaHei" w:eastAsia="Microsoft YaHei"/>
-          <w:sz w:val="22"/>
         </w:rPr>
         <w:t>M 检验。</w:t>
       </w:r>
@@ -1738,7 +1553,6 @@
       <w:r>
         <w:rPr>
           <w:rFonts w:ascii="Microsoft YaHei" w:hAnsi="Microsoft YaHei" w:eastAsia="Microsoft YaHei"/>
-          <w:sz w:val="22"/>
         </w:rPr>
         <w:t>常见参数方法：</w:t>
       </w:r>
@@ -1751,7 +1565,6 @@
       <w:r>
         <w:rPr>
           <w:rFonts w:ascii="Microsoft YaHei" w:hAnsi="Microsoft YaHei" w:eastAsia="Microsoft YaHei"/>
-          <w:sz w:val="22"/>
         </w:rPr>
         <w:t>t 检验。</w:t>
       </w:r>
@@ -1763,7 +1576,6 @@
       <w:r>
         <w:rPr>
           <w:rFonts w:ascii="Microsoft YaHei" w:hAnsi="Microsoft YaHei" w:eastAsia="Microsoft YaHei"/>
-          <w:sz w:val="22"/>
         </w:rPr>
         <w:t>方差分析。</w:t>
       </w:r>
@@ -1773,7 +1585,6 @@
       <w:r>
         <w:rPr>
           <w:rFonts w:ascii="Microsoft YaHei" w:hAnsi="Microsoft YaHei" w:eastAsia="Microsoft YaHei"/>
-          <w:sz w:val="22"/>
         </w:rPr>
         <w:t>高频记忆：</w:t>
       </w:r>
@@ -1783,9 +1594,8 @@
       <w:r>
         <w:rPr>
           <w:rFonts w:ascii="Microsoft YaHei" w:hAnsi="Microsoft YaHei" w:eastAsia="Microsoft YaHei"/>
-          <w:sz w:val="22"/>
         </w:rPr>
-        <w:t>&gt; 方差分析是参数检验，不属于非参数检验。</w:t>
+        <w:t>方差分析是参数检验，不属于非参数检验。</w:t>
       </w:r>
     </w:p>
     <w:p/>
@@ -1793,7 +1603,6 @@
       <w:r>
         <w:rPr>
           <w:rFonts w:ascii="Microsoft YaHei" w:hAnsi="Microsoft YaHei" w:eastAsia="Microsoft YaHei"/>
-          <w:sz w:val="22"/>
         </w:rPr>
         <w:t>---</w:t>
       </w:r>
@@ -1812,7 +1621,6 @@
       <w:r>
         <w:rPr>
           <w:rFonts w:ascii="Microsoft YaHei" w:hAnsi="Microsoft YaHei" w:eastAsia="Microsoft YaHei"/>
-          <w:sz w:val="22"/>
         </w:rPr>
         <w:t>优点：</w:t>
       </w:r>
@@ -1825,7 +1633,6 @@
       <w:r>
         <w:rPr>
           <w:rFonts w:ascii="Microsoft YaHei" w:hAnsi="Microsoft YaHei" w:eastAsia="Microsoft YaHei"/>
-          <w:sz w:val="22"/>
         </w:rPr>
         <w:t>不严格要求总体服从正态分布。</w:t>
       </w:r>
@@ -1837,7 +1644,6 @@
       <w:r>
         <w:rPr>
           <w:rFonts w:ascii="Microsoft YaHei" w:hAnsi="Microsoft YaHei" w:eastAsia="Microsoft YaHei"/>
-          <w:sz w:val="22"/>
         </w:rPr>
         <w:t>可用于等级资料。</w:t>
       </w:r>
@@ -1849,7 +1655,6 @@
       <w:r>
         <w:rPr>
           <w:rFonts w:ascii="Microsoft YaHei" w:hAnsi="Microsoft YaHei" w:eastAsia="Microsoft YaHei"/>
-          <w:sz w:val="22"/>
         </w:rPr>
         <w:t>对极端值不那么敏感。</w:t>
       </w:r>
@@ -1861,7 +1666,6 @@
       <w:r>
         <w:rPr>
           <w:rFonts w:ascii="Microsoft YaHei" w:hAnsi="Microsoft YaHei" w:eastAsia="Microsoft YaHei"/>
-          <w:sz w:val="22"/>
         </w:rPr>
         <w:t>小样本、偏态资料时很实用。</w:t>
       </w:r>
@@ -1873,7 +1677,6 @@
       <w:r>
         <w:rPr>
           <w:rFonts w:ascii="Microsoft YaHei" w:hAnsi="Microsoft YaHei" w:eastAsia="Microsoft YaHei"/>
-          <w:sz w:val="22"/>
         </w:rPr>
         <w:t>计算思想相对直观：排序、编秩、比较秩和。</w:t>
       </w:r>
@@ -1883,7 +1686,6 @@
       <w:r>
         <w:rPr>
           <w:rFonts w:ascii="Microsoft YaHei" w:hAnsi="Microsoft YaHei" w:eastAsia="Microsoft YaHei"/>
-          <w:sz w:val="22"/>
         </w:rPr>
         <w:t>局限：</w:t>
       </w:r>
@@ -1896,7 +1698,6 @@
       <w:r>
         <w:rPr>
           <w:rFonts w:ascii="Microsoft YaHei" w:hAnsi="Microsoft YaHei" w:eastAsia="Microsoft YaHei"/>
-          <w:sz w:val="22"/>
         </w:rPr>
         <w:t>如果资料本来满足参数检验条件，非参数检验的检验效能可能较低。</w:t>
       </w:r>
@@ -1908,7 +1709,6 @@
       <w:r>
         <w:rPr>
           <w:rFonts w:ascii="Microsoft YaHei" w:hAnsi="Microsoft YaHei" w:eastAsia="Microsoft YaHei"/>
-          <w:sz w:val="22"/>
         </w:rPr>
         <w:t>它经常不能充分利用原始数值大小的信息，只利用顺序信息。</w:t>
       </w:r>
@@ -1920,7 +1720,6 @@
       <w:r>
         <w:rPr>
           <w:rFonts w:ascii="Microsoft YaHei" w:hAnsi="Microsoft YaHei" w:eastAsia="Microsoft YaHei"/>
-          <w:sz w:val="22"/>
         </w:rPr>
         <w:t>结果解释通常是分布位置或中位数倾向，不要随便写成均数差异。</w:t>
       </w:r>
@@ -1930,7 +1729,6 @@
       <w:r>
         <w:rPr>
           <w:rFonts w:ascii="Microsoft YaHei" w:hAnsi="Microsoft YaHei" w:eastAsia="Microsoft YaHei"/>
-          <w:sz w:val="22"/>
         </w:rPr>
         <w:t>考试高频判断：</w:t>
       </w:r>
@@ -1940,9 +1738,8 @@
       <w:r>
         <w:rPr>
           <w:rFonts w:ascii="Microsoft YaHei" w:hAnsi="Microsoft YaHei" w:eastAsia="Microsoft YaHei"/>
-          <w:sz w:val="22"/>
         </w:rPr>
-        <w:t>&gt; 非参数检验不是“永远更稳更好”。在参数检验条件满足时，优先用参数检验通常更有检验效能。</w:t>
+        <w:t>非参数检验不是“永远更稳更好”。在参数检验条件满足时，优先用参数检验通常更有检验效能。</w:t>
       </w:r>
     </w:p>
     <w:p/>
@@ -1950,7 +1747,6 @@
       <w:r>
         <w:rPr>
           <w:rFonts w:ascii="Microsoft YaHei" w:hAnsi="Microsoft YaHei" w:eastAsia="Microsoft YaHei"/>
-          <w:sz w:val="22"/>
         </w:rPr>
         <w:t>---</w:t>
       </w:r>
@@ -1969,7 +1765,6 @@
       <w:r>
         <w:rPr>
           <w:rFonts w:ascii="Microsoft YaHei" w:hAnsi="Microsoft YaHei" w:eastAsia="Microsoft YaHei"/>
-          <w:sz w:val="22"/>
         </w:rPr>
         <w:t>总入口：</w:t>
       </w:r>
@@ -1979,7 +1774,6 @@
       <w:r>
         <w:rPr>
           <w:rFonts w:ascii="Microsoft YaHei" w:hAnsi="Microsoft YaHei" w:eastAsia="Microsoft YaHei"/>
-          <w:sz w:val="22"/>
         </w:rPr>
         <w:t>`Analyze &gt; Nonparametric Tests &gt; Legacy Dialogs`</w:t>
       </w:r>
@@ -1989,7 +1783,6 @@
       <w:r>
         <w:rPr>
           <w:rFonts w:ascii="Microsoft YaHei" w:hAnsi="Microsoft YaHei" w:eastAsia="Microsoft YaHei"/>
-          <w:sz w:val="22"/>
         </w:rPr>
         <w:t>常用三类：</w:t>
       </w:r>
@@ -1999,45 +1792,32 @@
       <w:r>
         <w:rPr>
           <w:rFonts w:ascii="Microsoft YaHei" w:hAnsi="Microsoft YaHei" w:eastAsia="Microsoft YaHei"/>
-          <w:sz w:val="22"/>
         </w:rPr>
-        <w:t>| 资料设计 | SPSS 入口 | 常用方法 |</w:t>
+        <w:t>资料设计 | SPSS 入口 | 常用方法</w:t>
       </w:r>
     </w:p>
     <w:p>
       <w:r>
         <w:rPr>
           <w:rFonts w:ascii="Microsoft YaHei" w:hAnsi="Microsoft YaHei" w:eastAsia="Microsoft YaHei"/>
-          <w:sz w:val="22"/>
         </w:rPr>
-        <w:t>|---|---|---|</w:t>
+        <w:t>配对资料，两相关样本 | `2 Related Samples` | Wilcoxon</w:t>
       </w:r>
     </w:p>
     <w:p>
       <w:r>
         <w:rPr>
           <w:rFonts w:ascii="Microsoft YaHei" w:hAnsi="Microsoft YaHei" w:eastAsia="Microsoft YaHei"/>
-          <w:sz w:val="22"/>
         </w:rPr>
-        <w:t>| 配对资料，两相关样本 | `2 Related Samples` | Wilcoxon |</w:t>
+        <w:t>两独立样本 | `2 Independent Samples` | Mann-Whitney U</w:t>
       </w:r>
     </w:p>
     <w:p>
       <w:r>
         <w:rPr>
           <w:rFonts w:ascii="Microsoft YaHei" w:hAnsi="Microsoft YaHei" w:eastAsia="Microsoft YaHei"/>
-          <w:sz w:val="22"/>
         </w:rPr>
-        <w:t>| 两独立样本 | `2 Independent Samples` | Mann-Whitney U |</w:t>
-      </w:r>
-    </w:p>
-    <w:p>
-      <w:r>
-        <w:rPr>
-          <w:rFonts w:ascii="Microsoft YaHei" w:hAnsi="Microsoft YaHei" w:eastAsia="Microsoft YaHei"/>
-          <w:sz w:val="22"/>
-        </w:rPr>
-        <w:t>| 三个及以上独立样本 | `K Independent Samples` | Kruskal-Wallis H |</w:t>
+        <w:t>三个及以上独立样本 | `K Independent Samples` | Kruskal-Wallis H</w:t>
       </w:r>
     </w:p>
     <w:p/>
@@ -2045,7 +1825,6 @@
       <w:r>
         <w:rPr>
           <w:rFonts w:ascii="Microsoft YaHei" w:hAnsi="Microsoft YaHei" w:eastAsia="Microsoft YaHei"/>
-          <w:sz w:val="22"/>
         </w:rPr>
         <w:t>SPSS 操作时最容易漏的是分组变量设置：</w:t>
       </w:r>
@@ -2058,7 +1837,6 @@
       <w:r>
         <w:rPr>
           <w:rFonts w:ascii="Microsoft YaHei" w:hAnsi="Microsoft YaHei" w:eastAsia="Microsoft YaHei"/>
-          <w:sz w:val="22"/>
         </w:rPr>
         <w:t>两独立样本要把检验变量放入 `Test Variable List`。</w:t>
       </w:r>
@@ -2070,7 +1848,6 @@
       <w:r>
         <w:rPr>
           <w:rFonts w:ascii="Microsoft YaHei" w:hAnsi="Microsoft YaHei" w:eastAsia="Microsoft YaHei"/>
-          <w:sz w:val="22"/>
         </w:rPr>
         <w:t>分组变量放入 `Grouping Variable`。</w:t>
       </w:r>
@@ -2082,7 +1859,6 @@
       <w:r>
         <w:rPr>
           <w:rFonts w:ascii="Microsoft YaHei" w:hAnsi="Microsoft YaHei" w:eastAsia="Microsoft YaHei"/>
-          <w:sz w:val="22"/>
         </w:rPr>
         <w:t>要点 `Define Groups` 指定两组编码。</w:t>
       </w:r>
@@ -2094,7 +1870,6 @@
       <w:r>
         <w:rPr>
           <w:rFonts w:ascii="Microsoft YaHei" w:hAnsi="Microsoft YaHei" w:eastAsia="Microsoft YaHei"/>
-          <w:sz w:val="22"/>
         </w:rPr>
         <w:t>K 独立样本也要指定分组变量范围。</w:t>
       </w:r>
@@ -2104,7 +1879,6 @@
       <w:r>
         <w:rPr>
           <w:rFonts w:ascii="Microsoft YaHei" w:hAnsi="Microsoft YaHei" w:eastAsia="Microsoft YaHei"/>
-          <w:sz w:val="22"/>
         </w:rPr>
         <w:t>---</w:t>
       </w:r>
@@ -2123,7 +1897,6 @@
       <w:r>
         <w:rPr>
           <w:rFonts w:ascii="Microsoft YaHei" w:hAnsi="Microsoft YaHei" w:eastAsia="Microsoft YaHei"/>
-          <w:sz w:val="22"/>
         </w:rPr>
         <w:t>常见输出：</w:t>
       </w:r>
@@ -2133,54 +1906,40 @@
       <w:r>
         <w:rPr>
           <w:rFonts w:ascii="Microsoft YaHei" w:hAnsi="Microsoft YaHei" w:eastAsia="Microsoft YaHei"/>
-          <w:sz w:val="22"/>
         </w:rPr>
-        <w:t>| 输出表 | 看什么 |</w:t>
+        <w:t>输出表 | 看什么</w:t>
       </w:r>
     </w:p>
     <w:p>
       <w:r>
         <w:rPr>
           <w:rFonts w:ascii="Microsoft YaHei" w:hAnsi="Microsoft YaHei" w:eastAsia="Microsoft YaHei"/>
-          <w:sz w:val="22"/>
         </w:rPr>
-        <w:t>|---|---|</w:t>
+        <w:t>Ranks | 各组例数、平均秩次、秩和</w:t>
       </w:r>
     </w:p>
     <w:p>
       <w:r>
         <w:rPr>
           <w:rFonts w:ascii="Microsoft YaHei" w:hAnsi="Microsoft YaHei" w:eastAsia="Microsoft YaHei"/>
-          <w:sz w:val="22"/>
         </w:rPr>
-        <w:t>| Ranks | 各组例数、平均秩次、秩和 |</w:t>
+        <w:t>Test Statistics | 检验统计量和 P 值</w:t>
       </w:r>
     </w:p>
     <w:p>
       <w:r>
         <w:rPr>
           <w:rFonts w:ascii="Microsoft YaHei" w:hAnsi="Microsoft YaHei" w:eastAsia="Microsoft YaHei"/>
-          <w:sz w:val="22"/>
         </w:rPr>
-        <w:t>| Test Statistics | 检验统计量和 P 值 |</w:t>
+        <w:t>Asymp. Sig. (2-tailed) | 近似双侧 P 值</w:t>
       </w:r>
     </w:p>
     <w:p>
       <w:r>
         <w:rPr>
           <w:rFonts w:ascii="Microsoft YaHei" w:hAnsi="Microsoft YaHei" w:eastAsia="Microsoft YaHei"/>
-          <w:sz w:val="22"/>
         </w:rPr>
-        <w:t>| Asymp. Sig. (2-tailed) | 近似双侧 P 值 |</w:t>
-      </w:r>
-    </w:p>
-    <w:p>
-      <w:r>
-        <w:rPr>
-          <w:rFonts w:ascii="Microsoft YaHei" w:hAnsi="Microsoft YaHei" w:eastAsia="Microsoft YaHei"/>
-          <w:sz w:val="22"/>
-        </w:rPr>
-        <w:t>| Exact Sig. | 小样本时可优先参考精确 P 值 |</w:t>
+        <w:t>Exact Sig. | 小样本时可优先参考精确 P 值</w:t>
       </w:r>
     </w:p>
     <w:p/>
@@ -2188,7 +1947,6 @@
       <w:r>
         <w:rPr>
           <w:rFonts w:ascii="Microsoft YaHei" w:hAnsi="Microsoft YaHei" w:eastAsia="Microsoft YaHei"/>
-          <w:sz w:val="22"/>
         </w:rPr>
         <w:t>判断规则仍然是固定模板：</w:t>
       </w:r>
@@ -2201,7 +1959,6 @@
       <w:r>
         <w:rPr>
           <w:rFonts w:ascii="Microsoft YaHei" w:hAnsi="Microsoft YaHei" w:eastAsia="Microsoft YaHei"/>
-          <w:sz w:val="22"/>
         </w:rPr>
         <w:t>P&lt;0.05：差异有统计学意义。</w:t>
       </w:r>
@@ -2213,7 +1970,6 @@
       <w:r>
         <w:rPr>
           <w:rFonts w:ascii="Microsoft YaHei" w:hAnsi="Microsoft YaHei" w:eastAsia="Microsoft YaHei"/>
-          <w:sz w:val="22"/>
         </w:rPr>
         <w:t>P&gt;=0.05：差异无统计学意义。</w:t>
       </w:r>
@@ -2223,7 +1979,6 @@
       <w:r>
         <w:rPr>
           <w:rFonts w:ascii="Microsoft YaHei" w:hAnsi="Microsoft YaHei" w:eastAsia="Microsoft YaHei"/>
-          <w:sz w:val="22"/>
         </w:rPr>
         <w:t>如果是多组 Kruskal-Wallis H 检验：</w:t>
       </w:r>
@@ -2236,7 +1991,6 @@
       <w:r>
         <w:rPr>
           <w:rFonts w:ascii="Microsoft YaHei" w:hAnsi="Microsoft YaHei" w:eastAsia="Microsoft YaHei"/>
-          <w:sz w:val="22"/>
         </w:rPr>
         <w:t>P&lt;0.05：说明至少有两组分布位置不同。</w:t>
       </w:r>
@@ -2248,7 +2002,6 @@
       <w:r>
         <w:rPr>
           <w:rFonts w:ascii="Microsoft YaHei" w:hAnsi="Microsoft YaHei" w:eastAsia="Microsoft YaHei"/>
-          <w:sz w:val="22"/>
         </w:rPr>
         <w:t>不要直接写“所有组两两均不同”。</w:t>
       </w:r>
@@ -2258,7 +2011,6 @@
       <w:r>
         <w:rPr>
           <w:rFonts w:ascii="Microsoft YaHei" w:hAnsi="Microsoft YaHei" w:eastAsia="Microsoft YaHei"/>
-          <w:sz w:val="22"/>
         </w:rPr>
         <w:t>---</w:t>
       </w:r>
@@ -2277,7 +2029,6 @@
       <w:r>
         <w:rPr>
           <w:rFonts w:ascii="Microsoft YaHei" w:hAnsi="Microsoft YaHei" w:eastAsia="Microsoft YaHei"/>
-          <w:sz w:val="22"/>
         </w:rPr>
         <w:t>配对资料可以写：</w:t>
       </w:r>
@@ -2287,9 +2038,8 @@
       <w:r>
         <w:rPr>
           <w:rFonts w:ascii="Microsoft YaHei" w:hAnsi="Microsoft YaHei" w:eastAsia="Microsoft YaHei"/>
-          <w:sz w:val="22"/>
         </w:rPr>
-        <w:t>&gt; 采用 Wilcoxon 符号秩检验，结果显示 P=……。按 α=0.05 水准，差异有/无统计学意义。</w:t>
+        <w:t>采用 Wilcoxon 符号秩检验，结果显示 P=……。按 α=0.05 水准，差异有/无统计学意义。</w:t>
       </w:r>
     </w:p>
     <w:p/>
@@ -2297,7 +2047,6 @@
       <w:r>
         <w:rPr>
           <w:rFonts w:ascii="Microsoft YaHei" w:hAnsi="Microsoft YaHei" w:eastAsia="Microsoft YaHei"/>
-          <w:sz w:val="22"/>
         </w:rPr>
         <w:t>两独立样本可以写：</w:t>
       </w:r>
@@ -2307,9 +2056,8 @@
       <w:r>
         <w:rPr>
           <w:rFonts w:ascii="Microsoft YaHei" w:hAnsi="Microsoft YaHei" w:eastAsia="Microsoft YaHei"/>
-          <w:sz w:val="22"/>
         </w:rPr>
-        <w:t>&gt; 采用 Mann-Whitney U 检验（两独立样本秩和检验），结果显示 P=……。按 α=0.05 水准，两组差异有/无统计学意义。</w:t>
+        <w:t>采用 Mann-Whitney U 检验（两独立样本秩和检验），结果显示 P=……。按 α=0.05 水准，两组差异有/无统计学意义。</w:t>
       </w:r>
     </w:p>
     <w:p/>
@@ -2317,7 +2065,6 @@
       <w:r>
         <w:rPr>
           <w:rFonts w:ascii="Microsoft YaHei" w:hAnsi="Microsoft YaHei" w:eastAsia="Microsoft YaHei"/>
-          <w:sz w:val="22"/>
         </w:rPr>
         <w:t>多独立样本可以写：</w:t>
       </w:r>
@@ -2327,9 +2074,8 @@
       <w:r>
         <w:rPr>
           <w:rFonts w:ascii="Microsoft YaHei" w:hAnsi="Microsoft YaHei" w:eastAsia="Microsoft YaHei"/>
-          <w:sz w:val="22"/>
         </w:rPr>
-        <w:t>&gt; 采用 Kruskal-Wallis H 检验，结果显示 P=……。按 α=0.05 水准，多组间差异有/无统计学意义。</w:t>
+        <w:t>采用 Kruskal-Wallis H 检验，结果显示 P=……。按 α=0.05 水准，多组间差异有/无统计学意义。</w:t>
       </w:r>
     </w:p>
     <w:p/>
@@ -2337,7 +2083,6 @@
       <w:r>
         <w:rPr>
           <w:rFonts w:ascii="Microsoft YaHei" w:hAnsi="Microsoft YaHei" w:eastAsia="Microsoft YaHei"/>
-          <w:sz w:val="22"/>
         </w:rPr>
         <w:t>如果多组检验 P&lt;0.05，可以补一句：</w:t>
       </w:r>
@@ -2347,9 +2092,8 @@
       <w:r>
         <w:rPr>
           <w:rFonts w:ascii="Microsoft YaHei" w:hAnsi="Microsoft YaHei" w:eastAsia="Microsoft YaHei"/>
-          <w:sz w:val="22"/>
         </w:rPr>
-        <w:t>&gt; 提示至少有两组之间存在差异，必要时需进一步做两两比较。</w:t>
+        <w:t>提示至少有两组之间存在差异，必要时需进一步做两两比较。</w:t>
       </w:r>
     </w:p>
     <w:p/>
@@ -2357,7 +2101,6 @@
       <w:r>
         <w:rPr>
           <w:rFonts w:ascii="Microsoft YaHei" w:hAnsi="Microsoft YaHei" w:eastAsia="Microsoft YaHei"/>
-          <w:sz w:val="22"/>
         </w:rPr>
         <w:t>---</w:t>
       </w:r>
@@ -2379,7 +2122,6 @@
       <w:r>
         <w:rPr>
           <w:rFonts w:ascii="Microsoft YaHei" w:hAnsi="Microsoft YaHei" w:eastAsia="Microsoft YaHei"/>
-          <w:sz w:val="22"/>
         </w:rPr>
         <w:t>两样本均数比较，不是只看“几组”，还要看资料特征和方法条件。</w:t>
       </w:r>
@@ -2391,7 +2133,6 @@
       <w:r>
         <w:rPr>
           <w:rFonts w:ascii="Microsoft YaHei" w:hAnsi="Microsoft YaHei" w:eastAsia="Microsoft YaHei"/>
-          <w:sz w:val="22"/>
         </w:rPr>
         <w:t>选 t 检验还是秩和检验，不能看哪个 P 值更小，也不能看哪个结论更好。</w:t>
       </w:r>
@@ -2403,7 +2144,6 @@
       <w:r>
         <w:rPr>
           <w:rFonts w:ascii="Microsoft YaHei" w:hAnsi="Microsoft YaHei" w:eastAsia="Microsoft YaHei"/>
-          <w:sz w:val="22"/>
         </w:rPr>
         <w:t>方差分析是参数检验，不是非参数检验。</w:t>
       </w:r>
@@ -2415,7 +2155,6 @@
       <w:r>
         <w:rPr>
           <w:rFonts w:ascii="Microsoft YaHei" w:hAnsi="Microsoft YaHei" w:eastAsia="Microsoft YaHei"/>
-          <w:sz w:val="22"/>
         </w:rPr>
         <w:t>非参数检验适用于等级资料，但检验效能不一定比参数检验高。</w:t>
       </w:r>
@@ -2427,7 +2166,6 @@
       <w:r>
         <w:rPr>
           <w:rFonts w:ascii="Microsoft YaHei" w:hAnsi="Microsoft YaHei" w:eastAsia="Microsoft YaHei"/>
-          <w:sz w:val="22"/>
         </w:rPr>
         <w:t>配对设计 Wilcoxon 符号秩检验的原假设是差值总体中位数等于 0。</w:t>
       </w:r>
@@ -2439,7 +2177,6 @@
       <w:r>
         <w:rPr>
           <w:rFonts w:ascii="Microsoft YaHei" w:hAnsi="Microsoft YaHei" w:eastAsia="Microsoft YaHei"/>
-          <w:sz w:val="22"/>
         </w:rPr>
         <w:t>两独立样本秩和检验要混合编秩，不是各组内部自己排。</w:t>
       </w:r>
@@ -2451,7 +2188,6 @@
       <w:r>
         <w:rPr>
           <w:rFonts w:ascii="Microsoft YaHei" w:hAnsi="Microsoft YaHei" w:eastAsia="Microsoft YaHei"/>
-          <w:sz w:val="22"/>
         </w:rPr>
         <w:t>遇到相同数据时，通常取平均秩次。</w:t>
       </w:r>
@@ -2463,7 +2199,6 @@
       <w:r>
         <w:rPr>
           <w:rFonts w:ascii="Microsoft YaHei" w:hAnsi="Microsoft YaHei" w:eastAsia="Microsoft YaHei"/>
-          <w:sz w:val="22"/>
         </w:rPr>
         <w:t>参数检验条件满足时，乱用秩和检验可能增加 II 类错误。</w:t>
       </w:r>
@@ -2475,7 +2210,6 @@
       <w:r>
         <w:rPr>
           <w:rFonts w:ascii="Microsoft YaHei" w:hAnsi="Microsoft YaHei" w:eastAsia="Microsoft YaHei"/>
-          <w:sz w:val="22"/>
         </w:rPr>
         <w:t>Kruskal-Wallis H 检验显著，只能说至少两组不同。</w:t>
       </w:r>
@@ -2485,7 +2219,6 @@
       <w:r>
         <w:rPr>
           <w:rFonts w:ascii="Microsoft YaHei" w:hAnsi="Microsoft YaHei" w:eastAsia="Microsoft YaHei"/>
-          <w:sz w:val="22"/>
         </w:rPr>
         <w:t>---</w:t>
       </w:r>
@@ -2504,7 +2237,6 @@
       <w:r>
         <w:rPr>
           <w:rFonts w:ascii="Microsoft YaHei" w:hAnsi="Microsoft YaHei" w:eastAsia="Microsoft YaHei"/>
-          <w:sz w:val="22"/>
         </w:rPr>
         <w:t>如果今天状态一般，至少记住这张表：</w:t>
       </w:r>
@@ -2514,63 +2246,48 @@
       <w:r>
         <w:rPr>
           <w:rFonts w:ascii="Microsoft YaHei" w:hAnsi="Microsoft YaHei" w:eastAsia="Microsoft YaHei"/>
-          <w:sz w:val="22"/>
         </w:rPr>
-        <w:t>| 问题 | 条件 | 方法 |</w:t>
+        <w:t>问题 | 条件 | 方法</w:t>
       </w:r>
     </w:p>
     <w:p>
       <w:r>
         <w:rPr>
           <w:rFonts w:ascii="Microsoft YaHei" w:hAnsi="Microsoft YaHei" w:eastAsia="Microsoft YaHei"/>
-          <w:sz w:val="22"/>
         </w:rPr>
-        <w:t>|---|---|---|</w:t>
+        <w:t>配对前后比较 | 差值偏态、小样本或等级倾向 | Wilcoxon 符号秩检验</w:t>
       </w:r>
     </w:p>
     <w:p>
       <w:r>
         <w:rPr>
           <w:rFonts w:ascii="Microsoft YaHei" w:hAnsi="Microsoft YaHei" w:eastAsia="Microsoft YaHei"/>
-          <w:sz w:val="22"/>
         </w:rPr>
-        <w:t>| 配对前后比较 | 差值偏态、小样本或等级倾向 | Wilcoxon 符号秩检验 |</w:t>
+        <w:t>两独立组比较 | 偏态计量资料或等级资料 | Mann-Whitney U / Wilcoxon 秩和检验</w:t>
       </w:r>
     </w:p>
     <w:p>
       <w:r>
         <w:rPr>
           <w:rFonts w:ascii="Microsoft YaHei" w:hAnsi="Microsoft YaHei" w:eastAsia="Microsoft YaHei"/>
-          <w:sz w:val="22"/>
         </w:rPr>
-        <w:t>| 两独立组比较 | 偏态计量资料或等级资料 | Mann-Whitney U / Wilcoxon 秩和检验 |</w:t>
+        <w:t>三个及以上独立组比较 | 偏态计量资料或等级资料 | Kruskal-Wallis H 检验</w:t>
       </w:r>
     </w:p>
     <w:p>
       <w:r>
         <w:rPr>
           <w:rFonts w:ascii="Microsoft YaHei" w:hAnsi="Microsoft YaHei" w:eastAsia="Microsoft YaHei"/>
-          <w:sz w:val="22"/>
         </w:rPr>
-        <w:t>| 三个及以上独立组比较 | 偏态计量资料或等级资料 | Kruskal-Wallis H 检验 |</w:t>
+        <w:t>两组均数比较且满足条件 | 正态、方差齐等条件较好 | t 检验</w:t>
       </w:r>
     </w:p>
     <w:p>
       <w:r>
         <w:rPr>
           <w:rFonts w:ascii="Microsoft YaHei" w:hAnsi="Microsoft YaHei" w:eastAsia="Microsoft YaHei"/>
-          <w:sz w:val="22"/>
         </w:rPr>
-        <w:t>| 两组均数比较且满足条件 | 正态、方差齐等条件较好 | t 检验 |</w:t>
-      </w:r>
-    </w:p>
-    <w:p>
-      <w:r>
-        <w:rPr>
-          <w:rFonts w:ascii="Microsoft YaHei" w:hAnsi="Microsoft YaHei" w:eastAsia="Microsoft YaHei"/>
-          <w:sz w:val="22"/>
-        </w:rPr>
-        <w:t>| 三组均数比较且满足条件 | 正态、方差齐等条件较好 | 方差分析 |</w:t>
+        <w:t>三组均数比较且满足条件 | 正态、方差齐等条件较好 | 方差分析</w:t>
       </w:r>
     </w:p>
     <w:p/>
@@ -2578,7 +2295,6 @@
       <w:r>
         <w:rPr>
           <w:rFonts w:ascii="Microsoft YaHei" w:hAnsi="Microsoft YaHei" w:eastAsia="Microsoft YaHei"/>
-          <w:sz w:val="22"/>
         </w:rPr>
         <w:t>口诀：</w:t>
       </w:r>
@@ -2588,9 +2304,8 @@
       <w:r>
         <w:rPr>
           <w:rFonts w:ascii="Microsoft YaHei" w:hAnsi="Microsoft YaHei" w:eastAsia="Microsoft YaHei"/>
-          <w:sz w:val="22"/>
         </w:rPr>
-        <w:t>&gt; 配对看符号秩，两组看秩和，多组看 H；能用参数别乱换，偏态等级找非参。</w:t>
+        <w:t>配对看符号秩，两组看秩和，多组看 H；能用参数别乱换，偏态等级找非参。</w:t>
       </w:r>
     </w:p>
     <w:p/>
@@ -2598,7 +2313,6 @@
       <w:r>
         <w:rPr>
           <w:rFonts w:ascii="Microsoft YaHei" w:hAnsi="Microsoft YaHei" w:eastAsia="Microsoft YaHei"/>
-          <w:sz w:val="22"/>
         </w:rPr>
         <w:t>---</w:t>
       </w:r>
@@ -2614,39 +2328,47 @@
     </w:p>
     <w:p/>
     <w:p>
+      <w:pPr>
+        <w:pStyle w:val="ListBullet"/>
+      </w:pPr>
       <w:r>
         <w:rPr>
           <w:rFonts w:ascii="Microsoft YaHei" w:hAnsi="Microsoft YaHei" w:eastAsia="Microsoft YaHei"/>
-          <w:sz w:val="22"/>
         </w:rPr>
-        <w:t>? 概念</w:t>
+        <w:t>[x] 概念</w:t>
       </w:r>
     </w:p>
     <w:p>
+      <w:pPr>
+        <w:pStyle w:val="ListBullet"/>
+      </w:pPr>
       <w:r>
         <w:rPr>
           <w:rFonts w:ascii="Microsoft YaHei" w:hAnsi="Microsoft YaHei" w:eastAsia="Microsoft YaHei"/>
-          <w:sz w:val="22"/>
         </w:rPr>
-        <w:t>? 选择题</w:t>
+        <w:t>[x] 选择题</w:t>
       </w:r>
     </w:p>
     <w:p>
+      <w:pPr>
+        <w:pStyle w:val="ListBullet"/>
+      </w:pPr>
       <w:r>
         <w:rPr>
           <w:rFonts w:ascii="Microsoft YaHei" w:hAnsi="Microsoft YaHei" w:eastAsia="Microsoft YaHei"/>
-          <w:sz w:val="22"/>
         </w:rPr>
-        <w:t>? SPSS</w:t>
+        <w:t>[x] SPSS</w:t>
       </w:r>
     </w:p>
     <w:p>
+      <w:pPr>
+        <w:pStyle w:val="ListBullet"/>
+      </w:pPr>
       <w:r>
         <w:rPr>
           <w:rFonts w:ascii="Microsoft YaHei" w:hAnsi="Microsoft YaHei" w:eastAsia="Microsoft YaHei"/>
-          <w:sz w:val="22"/>
         </w:rPr>
-        <w:t>? 错题整理</w:t>
+        <w:t>[x] 错题整理</w:t>
       </w:r>
     </w:p>
     <w:p/>
@@ -2654,7 +2376,6 @@
       <w:r>
         <w:rPr>
           <w:rFonts w:ascii="Microsoft YaHei" w:hAnsi="Microsoft YaHei" w:eastAsia="Microsoft YaHei"/>
-          <w:sz w:val="22"/>
         </w:rPr>
         <w:t>---</w:t>
       </w:r>
@@ -2673,7 +2394,6 @@
       <w:r>
         <w:rPr>
           <w:rFonts w:ascii="Microsoft YaHei" w:hAnsi="Microsoft YaHei" w:eastAsia="Microsoft YaHei"/>
-          <w:sz w:val="22"/>
         </w:rPr>
         <w:t>练习文件：`课程网站资料\例08-01.sav`</w:t>
       </w:r>
@@ -2683,7 +2403,6 @@
       <w:r>
         <w:rPr>
           <w:rFonts w:ascii="Microsoft YaHei" w:hAnsi="Microsoft YaHei" w:eastAsia="Microsoft YaHei"/>
-          <w:sz w:val="22"/>
         </w:rPr>
         <w:t>方法：配对资料的 Wilcoxon 符号秩检验。</w:t>
       </w:r>
@@ -2693,7 +2412,6 @@
       <w:r>
         <w:rPr>
           <w:rFonts w:ascii="Microsoft YaHei" w:hAnsi="Microsoft YaHei" w:eastAsia="Microsoft YaHei"/>
-          <w:sz w:val="22"/>
         </w:rPr>
         <w:t>菜单路径：</w:t>
       </w:r>
@@ -2703,7 +2421,6 @@
       <w:r>
         <w:rPr>
           <w:rFonts w:ascii="Microsoft YaHei" w:hAnsi="Microsoft YaHei" w:eastAsia="Microsoft YaHei"/>
-          <w:sz w:val="22"/>
         </w:rPr>
         <w:t>`Analyze &gt; Nonparametric Tests &gt; Legacy Dialogs &gt; 2 Related Samples`</w:t>
       </w:r>
@@ -2713,7 +2430,6 @@
       <w:r>
         <w:rPr>
           <w:rFonts w:ascii="Microsoft YaHei" w:hAnsi="Microsoft YaHei" w:eastAsia="Microsoft YaHei"/>
-          <w:sz w:val="22"/>
         </w:rPr>
         <w:t>输出结果：</w:t>
       </w:r>
@@ -2726,7 +2442,6 @@
       <w:r>
         <w:rPr>
           <w:rFonts w:ascii="Microsoft YaHei" w:hAnsi="Microsoft YaHei" w:eastAsia="Microsoft YaHei"/>
-          <w:sz w:val="22"/>
         </w:rPr>
         <w:t>Negative Ranks：2</w:t>
       </w:r>
@@ -2738,7 +2453,6 @@
       <w:r>
         <w:rPr>
           <w:rFonts w:ascii="Microsoft YaHei" w:hAnsi="Microsoft YaHei" w:eastAsia="Microsoft YaHei"/>
-          <w:sz w:val="22"/>
         </w:rPr>
         <w:t>Positive Ranks：9</w:t>
       </w:r>
@@ -2750,7 +2464,6 @@
       <w:r>
         <w:rPr>
           <w:rFonts w:ascii="Microsoft YaHei" w:hAnsi="Microsoft YaHei" w:eastAsia="Microsoft YaHei"/>
-          <w:sz w:val="22"/>
         </w:rPr>
         <w:t>Ties：1</w:t>
       </w:r>
@@ -2762,7 +2475,6 @@
       <w:r>
         <w:rPr>
           <w:rFonts w:ascii="Microsoft YaHei" w:hAnsi="Microsoft YaHei" w:eastAsia="Microsoft YaHei"/>
-          <w:sz w:val="22"/>
         </w:rPr>
         <w:t>Z：-1.913</w:t>
       </w:r>
@@ -2774,7 +2486,6 @@
       <w:r>
         <w:rPr>
           <w:rFonts w:ascii="Microsoft YaHei" w:hAnsi="Microsoft YaHei" w:eastAsia="Microsoft YaHei"/>
-          <w:sz w:val="22"/>
         </w:rPr>
         <w:t>Asymp. Sig. (2-tailed)：0.056</w:t>
       </w:r>
@@ -2784,7 +2495,6 @@
       <w:r>
         <w:rPr>
           <w:rFonts w:ascii="Microsoft YaHei" w:hAnsi="Microsoft YaHei" w:eastAsia="Microsoft YaHei"/>
-          <w:sz w:val="22"/>
         </w:rPr>
         <w:t>结论：</w:t>
       </w:r>
@@ -2794,9 +2504,8 @@
       <w:r>
         <w:rPr>
           <w:rFonts w:ascii="Microsoft YaHei" w:hAnsi="Microsoft YaHei" w:eastAsia="Microsoft YaHei"/>
-          <w:sz w:val="22"/>
         </w:rPr>
-        <w:t>&gt; 采用 Wilcoxon 符号秩检验，结果显示 P=0.056。按 α=0.05 水准，差异无统计学意义，尚不能认为新法与原法的结果存在统计学差异。</w:t>
+        <w:t>采用 Wilcoxon 符号秩检验，结果显示 P=0.056。按 α=0.05 水准，差异无统计学意义，尚不能认为新法与原法的结果存在统计学差异。</w:t>
       </w:r>
     </w:p>
     <w:p/>
@@ -2804,7 +2513,6 @@
       <w:r>
         <w:rPr>
           <w:rFonts w:ascii="Microsoft YaHei" w:hAnsi="Microsoft YaHei" w:eastAsia="Microsoft YaHei"/>
-          <w:sz w:val="22"/>
         </w:rPr>
         <w:t>截图：`SPSS截图\0604_非参数检验_例08-01_Wilcoxon输出.png`</w:t>
       </w:r>
@@ -3184,7 +2892,7 @@
     <w:rsid w:val="00FC693F"/>
     <w:rPr>
       <w:rFonts w:ascii="Microsoft YaHei" w:hAnsi="Microsoft YaHei" w:eastAsia="Microsoft YaHei"/>
-      <w:sz w:val="22"/>
+      <w:sz w:val="21"/>
     </w:rPr>
   </w:style>
   <w:style w:type="paragraph" w:styleId="Header">
